--- a/SentroniX_V3_Final_Master_Test_Plan_and_Verification.docx
+++ b/SentroniX_V3_Final_Master_Test_Plan_and_Verification.docx
@@ -29,7 +29,7 @@
           <w:i w:val="0"/>
           <w:sz w:val="24"/>
         </w:rPr>
-        <w:t>This chapter documents the exhaustive quality assurance, security verification, alpha/beta testing methodologies, and defect post-mortem analysis for the SentroniX Version 3.0 PRO Purple Team AI Platform. To certify enterprise readiness, high defensive reliability, and zero-day threat resilience, the platform underwent multi-phase positive, negative, alpha, and beta testing across containerized microservices and zero-Docker standalone environments.</w:t>
+        <w:t>This document constitutes the final, comprehensive system testing report and verification matrix for the complete SentroniX Version 3.0 PRO Purple Team AI Platform. To certify enterprise readiness, defensive accuracy, and zero-day threat resilience, the platform underwent multi-phase testing across all application modules—including the Dashboard Overview, App &amp; Code Security Defense, Red Team Adversary Simulation, WAF Policy Switchboard, Live Target Endpoint Fuzzer, AI Remediation Patch Engine, One-Click GitHub PR Generator, Executive Compliance Reporting, Browser Extension V3 Active Defense, and Standalone Zero-Docker Portable Deployment.</w:t>
       </w:r>
     </w:p>
     <w:p>
@@ -59,7 +59,7 @@
           <w:i w:val="0"/>
           <w:sz w:val="24"/>
         </w:rPr>
-        <w:t>The SentroniX quality assurance methodology incorporates a rigorous four-tiered verification framework designed to validate functional requirements, adversarial edge cases, performance under heavy DOM mutations, and automated AI remediation accuracy:</w:t>
+        <w:t>The SentroniX quality assurance methodology incorporates a four-tiered verification framework designed to validate functional requirements, adversarial edge cases, performance under heavy DOM mutations, and automated AI remediation accuracy:</w:t>
       </w:r>
     </w:p>
     <w:p>
@@ -74,7 +74,7 @@
           <w:i w:val="0"/>
           <w:sz w:val="24"/>
         </w:rPr>
-        <w:t>1. Unit &amp; Static Analysis (Alpha Phase): Individual FastAPI routes, Pydantic schemas, AST rule syntax parsers, and YARA signature engines are validated using automated unit test runners.</w:t>
+        <w:t>1. Positive Functional Testing: Validates normal user operational flows, scanning jobs, threat scoring, AI patch generation, and extension link inspection.</w:t>
       </w:r>
     </w:p>
     <w:p>
@@ -89,7 +89,7 @@
           <w:i w:val="0"/>
           <w:sz w:val="24"/>
         </w:rPr>
-        <w:t>2. Dynamic Integration &amp; Interception (Beta Phase): Multi-vector payload fuzzing, raw HTTP packet stream inspection, and browser DOM mutation link scanning are verified in live environments.</w:t>
+        <w:t>2. Negative &amp; Edge Condition Testing: Verifies platform resilience against malformed payloads, unreachable hosts, rate limits, offline API fallbacks, and disabled WAF bypass rules.</w:t>
       </w:r>
     </w:p>
     <w:p>
@@ -104,7 +104,7 @@
           <w:i w:val="0"/>
           <w:sz w:val="24"/>
         </w:rPr>
-        <w:t>3. System Acceptance &amp; Regression Testing: End-to-end user workflows—from Red Team attack execution to automated AI patch generation and GitHub Pull Request submission—are executed to ensure complete system integration.</w:t>
+        <w:t>3. Alpha Testing (Internal Developer Integration): Focuses on API contract validation, database migrations (PostgreSQL 15 and SQLite sentronix.db), Celery queue throughput, and LLM diff formatting.</w:t>
       </w:r>
     </w:p>
     <w:p>
@@ -119,7 +119,22 @@
           <w:i w:val="0"/>
           <w:sz w:val="24"/>
         </w:rPr>
-        <w:t>4. Defect Post-Mortem Analysis: Technical root cause investigations are conducted for all encountered software bugs, with verified code resolutions documented step-by-step.</w:t>
+        <w:t>4. Beta Testing (User Acceptance &amp; Field Testing): Evaluates real-world browser extension link inspection across Gmail and Outlook Webmail, extension usability, and zero-Docker standalone script execution.</w:t>
+      </w:r>
+    </w:p>
+    <w:p>
+      <w:pPr>
+        <w:spacing w:after="120" w:line="360" w:lineRule="auto"/>
+        <w:jc w:val="both"/>
+      </w:pPr>
+      <w:r>
+        <w:rPr>
+          <w:rFonts w:ascii="Times New Roman" w:hAnsi="Times New Roman"/>
+          <w:b w:val="0"/>
+          <w:i w:val="0"/>
+          <w:sz w:val="24"/>
+        </w:rPr>
+        <w:t>5. Defect Log &amp; Post-Mortem Analysis: Technical root cause investigations for all encountered bugs, with step-by-step code resolutions and defect screenshots.</w:t>
       </w:r>
     </w:p>
     <w:p>
@@ -134,7 +149,7 @@
           <w:color w:val="1E3A8A"/>
           <w:sz w:val="32"/>
         </w:rPr>
-        <w:t>5.2 Positive Testing Matrix (Functional Verification)</w:t>
+        <w:t>5.2 Complete System Architecture and Interface Verification</w:t>
       </w:r>
     </w:p>
     <w:p>
@@ -149,7 +164,892 @@
           <w:i w:val="0"/>
           <w:sz w:val="24"/>
         </w:rPr>
-        <w:t>Positive testing verifies that valid inputs, normal operational workflows, active defense controls, and user interface components function strictly in accordance with design specifications.</w:t>
+        <w:t>The SentroniX platform spans multiple interconnected modules. Figures 5.1 through 5.10 demonstrate the empirical runtime execution and UI rendering across all system views:</w:t>
+      </w:r>
+    </w:p>
+    <w:p>
+      <w:pPr>
+        <w:keepNext/>
+        <w:spacing w:before="280" w:after="120"/>
+      </w:pPr>
+      <w:r>
+        <w:rPr>
+          <w:rFonts w:ascii="Times New Roman" w:hAnsi="Times New Roman"/>
+          <w:b/>
+          <w:color w:val="1E3A8A"/>
+          <w:sz w:val="28"/>
+        </w:rPr>
+        <w:t>5.2.1 Dashboard Overview and Security Posture Module</w:t>
+      </w:r>
+    </w:p>
+    <w:p>
+      <w:pPr>
+        <w:spacing w:after="120" w:line="360" w:lineRule="auto"/>
+        <w:jc w:val="both"/>
+      </w:pPr>
+      <w:r>
+        <w:rPr>
+          <w:rFonts w:ascii="Times New Roman" w:hAnsi="Times New Roman"/>
+          <w:b w:val="0"/>
+          <w:i w:val="0"/>
+          <w:sz w:val="24"/>
+        </w:rPr>
+        <w:t>The Dashboard Overview presents high-level security posture telemetry, real-time risk scores (Grade A–D), Red/Blue team counts, active AST/DAST scanners, and AI-correlated vulnerability findings.</w:t>
+      </w:r>
+    </w:p>
+    <w:p>
+      <w:pPr>
+        <w:spacing w:before="200" w:after="80"/>
+        <w:jc w:val="center"/>
+      </w:pPr>
+      <w:r>
+        <w:drawing>
+          <wp:inline xmlns:a="http://schemas.openxmlformats.org/drawingml/2006/main" xmlns:pic="http://schemas.openxmlformats.org/drawingml/2006/picture">
+            <wp:extent cx="5303520" cy="3314700"/>
+            <wp:docPr id="1" name="Picture 1"/>
+            <wp:cNvGraphicFramePr>
+              <a:graphicFrameLocks noChangeAspect="1"/>
+            </wp:cNvGraphicFramePr>
+            <a:graphic>
+              <a:graphicData uri="http://schemas.openxmlformats.org/drawingml/2006/picture">
+                <pic:pic>
+                  <pic:nvPicPr>
+                    <pic:cNvPr id="0" name="v3_01_dashboard_overview.png"/>
+                    <pic:cNvPicPr/>
+                  </pic:nvPicPr>
+                  <pic:blipFill>
+                    <a:blip r:embed="rId9"/>
+                    <a:stretch>
+                      <a:fillRect/>
+                    </a:stretch>
+                  </pic:blipFill>
+                  <pic:spPr>
+                    <a:xfrm>
+                      <a:off x="0" y="0"/>
+                      <a:ext cx="5303520" cy="3314700"/>
+                    </a:xfrm>
+                    <a:prstGeom prst="rect"/>
+                  </pic:spPr>
+                </pic:pic>
+              </a:graphicData>
+            </a:graphic>
+          </wp:inline>
+        </w:drawing>
+      </w:r>
+    </w:p>
+    <w:p>
+      <w:pPr>
+        <w:spacing w:after="240"/>
+        <w:jc w:val="center"/>
+      </w:pPr>
+      <w:r>
+        <w:rPr>
+          <w:rFonts w:ascii="Times New Roman" w:hAnsi="Times New Roman"/>
+          <w:i/>
+          <w:color w:val="4B5563"/>
+          <w:sz w:val="20"/>
+        </w:rPr>
+        <w:t>Figure 5.1: SentroniX Dashboard Overview displaying Security Posture Grade A, Red/Blue Team metrics, and active vulnerability telemetry.</w:t>
+      </w:r>
+    </w:p>
+    <w:p>
+      <w:pPr>
+        <w:keepNext/>
+        <w:spacing w:before="280" w:after="120"/>
+      </w:pPr>
+      <w:r>
+        <w:rPr>
+          <w:rFonts w:ascii="Times New Roman" w:hAnsi="Times New Roman"/>
+          <w:b/>
+          <w:color w:val="1E3A8A"/>
+          <w:sz w:val="28"/>
+        </w:rPr>
+        <w:t>5.2.2 Application and Code Defense Module (SAST, DAST, SCA)</w:t>
+      </w:r>
+    </w:p>
+    <w:p>
+      <w:pPr>
+        <w:spacing w:after="120" w:line="360" w:lineRule="auto"/>
+        <w:jc w:val="both"/>
+      </w:pPr>
+      <w:r>
+        <w:rPr>
+          <w:rFonts w:ascii="Times New Roman" w:hAnsi="Times New Roman"/>
+          <w:b w:val="0"/>
+          <w:i w:val="0"/>
+          <w:sz w:val="24"/>
+        </w:rPr>
+        <w:t>The App &amp; Code Defense view provides bento-card controllers for Semgrep SAST, OWASP ZAP &amp; Nuclei DAST, and Trivy Dependency SCA, backed by a real-time vulnerability findings drawer.</w:t>
+      </w:r>
+    </w:p>
+    <w:p>
+      <w:pPr>
+        <w:spacing w:before="200" w:after="80"/>
+        <w:jc w:val="center"/>
+      </w:pPr>
+      <w:r>
+        <w:drawing>
+          <wp:inline xmlns:a="http://schemas.openxmlformats.org/drawingml/2006/main" xmlns:pic="http://schemas.openxmlformats.org/drawingml/2006/picture">
+            <wp:extent cx="5303520" cy="3314700"/>
+            <wp:docPr id="2" name="Picture 2"/>
+            <wp:cNvGraphicFramePr>
+              <a:graphicFrameLocks noChangeAspect="1"/>
+            </wp:cNvGraphicFramePr>
+            <a:graphic>
+              <a:graphicData uri="http://schemas.openxmlformats.org/drawingml/2006/picture">
+                <pic:pic>
+                  <pic:nvPicPr>
+                    <pic:cNvPr id="0" name="v3_02_app_code_defense.png"/>
+                    <pic:cNvPicPr/>
+                  </pic:nvPicPr>
+                  <pic:blipFill>
+                    <a:blip r:embed="rId10"/>
+                    <a:stretch>
+                      <a:fillRect/>
+                    </a:stretch>
+                  </pic:blipFill>
+                  <pic:spPr>
+                    <a:xfrm>
+                      <a:off x="0" y="0"/>
+                      <a:ext cx="5303520" cy="3314700"/>
+                    </a:xfrm>
+                    <a:prstGeom prst="rect"/>
+                  </pic:spPr>
+                </pic:pic>
+              </a:graphicData>
+            </a:graphic>
+          </wp:inline>
+        </w:drawing>
+      </w:r>
+    </w:p>
+    <w:p>
+      <w:pPr>
+        <w:spacing w:after="240"/>
+        <w:jc w:val="center"/>
+      </w:pPr>
+      <w:r>
+        <w:rPr>
+          <w:rFonts w:ascii="Times New Roman" w:hAnsi="Times New Roman"/>
+          <w:i/>
+          <w:color w:val="4B5563"/>
+          <w:sz w:val="20"/>
+        </w:rPr>
+        <w:t>Figure 5.2: Application &amp; Code Defense tab showing Semgrep SAST, ZAP/Nuclei DAST, Trivy SCA controllers, and active scan findings.</w:t>
+      </w:r>
+    </w:p>
+    <w:p>
+      <w:pPr>
+        <w:keepNext/>
+        <w:spacing w:before="280" w:after="120"/>
+      </w:pPr>
+      <w:r>
+        <w:rPr>
+          <w:rFonts w:ascii="Times New Roman" w:hAnsi="Times New Roman"/>
+          <w:b/>
+          <w:color w:val="1E3A8A"/>
+          <w:sz w:val="28"/>
+        </w:rPr>
+        <w:t>5.2.3 Purple Team Arena and Red Team Launchpad</w:t>
+      </w:r>
+    </w:p>
+    <w:p>
+      <w:pPr>
+        <w:spacing w:after="120" w:line="360" w:lineRule="auto"/>
+        <w:jc w:val="both"/>
+      </w:pPr>
+      <w:r>
+        <w:rPr>
+          <w:rFonts w:ascii="Times New Roman" w:hAnsi="Times New Roman"/>
+          <w:b w:val="0"/>
+          <w:i w:val="0"/>
+          <w:sz w:val="24"/>
+        </w:rPr>
+        <w:t>The Purple Team Arena allows security teams to simulate adversary attacks using PayloadsAllTheThings vectors, Atomic Red Team MITRE ATT&amp;CK scenarios, and MITRE Caldera multi-stage campaigns.</w:t>
+      </w:r>
+    </w:p>
+    <w:p>
+      <w:pPr>
+        <w:spacing w:before="200" w:after="80"/>
+        <w:jc w:val="center"/>
+      </w:pPr>
+      <w:r>
+        <w:drawing>
+          <wp:inline xmlns:a="http://schemas.openxmlformats.org/drawingml/2006/main" xmlns:pic="http://schemas.openxmlformats.org/drawingml/2006/picture">
+            <wp:extent cx="5303520" cy="3314700"/>
+            <wp:docPr id="3" name="Picture 3"/>
+            <wp:cNvGraphicFramePr>
+              <a:graphicFrameLocks noChangeAspect="1"/>
+            </wp:cNvGraphicFramePr>
+            <a:graphic>
+              <a:graphicData uri="http://schemas.openxmlformats.org/drawingml/2006/picture">
+                <pic:pic>
+                  <pic:nvPicPr>
+                    <pic:cNvPr id="0" name="v3_04_purple_team_arena.png"/>
+                    <pic:cNvPicPr/>
+                  </pic:nvPicPr>
+                  <pic:blipFill>
+                    <a:blip r:embed="rId11"/>
+                    <a:stretch>
+                      <a:fillRect/>
+                    </a:stretch>
+                  </pic:blipFill>
+                  <pic:spPr>
+                    <a:xfrm>
+                      <a:off x="0" y="0"/>
+                      <a:ext cx="5303520" cy="3314700"/>
+                    </a:xfrm>
+                    <a:prstGeom prst="rect"/>
+                  </pic:spPr>
+                </pic:pic>
+              </a:graphicData>
+            </a:graphic>
+          </wp:inline>
+        </w:drawing>
+      </w:r>
+    </w:p>
+    <w:p>
+      <w:pPr>
+        <w:spacing w:after="240"/>
+        <w:jc w:val="center"/>
+      </w:pPr>
+      <w:r>
+        <w:rPr>
+          <w:rFonts w:ascii="Times New Roman" w:hAnsi="Times New Roman"/>
+          <w:i/>
+          <w:color w:val="4B5563"/>
+          <w:sz w:val="20"/>
+        </w:rPr>
+        <w:t>Figure 5.3: Purple Team Arena featuring Red Team Launchpad, Blue Team Interceptor, and real-time ANSI packet stream output.</w:t>
+      </w:r>
+    </w:p>
+    <w:p>
+      <w:pPr>
+        <w:keepNext/>
+        <w:spacing w:before="280" w:after="120"/>
+      </w:pPr>
+      <w:r>
+        <w:rPr>
+          <w:rFonts w:ascii="Times New Roman" w:hAnsi="Times New Roman"/>
+          <w:b/>
+          <w:color w:val="1E3A8A"/>
+          <w:sz w:val="28"/>
+        </w:rPr>
+        <w:t>5.2.4 Interactive WAF Defense Policy Switchboard</w:t>
+      </w:r>
+    </w:p>
+    <w:p>
+      <w:pPr>
+        <w:spacing w:after="120" w:line="360" w:lineRule="auto"/>
+        <w:jc w:val="both"/>
+      </w:pPr>
+      <w:r>
+        <w:rPr>
+          <w:rFonts w:ascii="Times New Roman" w:hAnsi="Times New Roman"/>
+          <w:b w:val="0"/>
+          <w:i w:val="0"/>
+          <w:sz w:val="24"/>
+        </w:rPr>
+        <w:t>The WAF Policy Switchboard provides interactive rule toggling (AST_SQLI_GUARD, WAF_XSS_INTERCEPTOR, SSRF_METADATA_FILTER) for live WAF sandbox testing.</w:t>
+      </w:r>
+    </w:p>
+    <w:p>
+      <w:pPr>
+        <w:spacing w:before="200" w:after="80"/>
+        <w:jc w:val="center"/>
+      </w:pPr>
+      <w:r>
+        <w:drawing>
+          <wp:inline xmlns:a="http://schemas.openxmlformats.org/drawingml/2006/main" xmlns:pic="http://schemas.openxmlformats.org/drawingml/2006/picture">
+            <wp:extent cx="5303520" cy="3314700"/>
+            <wp:docPr id="4" name="Picture 4"/>
+            <wp:cNvGraphicFramePr>
+              <a:graphicFrameLocks noChangeAspect="1"/>
+            </wp:cNvGraphicFramePr>
+            <a:graphic>
+              <a:graphicData uri="http://schemas.openxmlformats.org/drawingml/2006/picture">
+                <pic:pic>
+                  <pic:nvPicPr>
+                    <pic:cNvPr id="0" name="v3_05_waf_switchboard.png"/>
+                    <pic:cNvPicPr/>
+                  </pic:nvPicPr>
+                  <pic:blipFill>
+                    <a:blip r:embed="rId12"/>
+                    <a:stretch>
+                      <a:fillRect/>
+                    </a:stretch>
+                  </pic:blipFill>
+                  <pic:spPr>
+                    <a:xfrm>
+                      <a:off x="0" y="0"/>
+                      <a:ext cx="5303520" cy="3314700"/>
+                    </a:xfrm>
+                    <a:prstGeom prst="rect"/>
+                  </pic:spPr>
+                </pic:pic>
+              </a:graphicData>
+            </a:graphic>
+          </wp:inline>
+        </w:drawing>
+      </w:r>
+    </w:p>
+    <w:p>
+      <w:pPr>
+        <w:spacing w:after="240"/>
+        <w:jc w:val="center"/>
+      </w:pPr>
+      <w:r>
+        <w:rPr>
+          <w:rFonts w:ascii="Times New Roman" w:hAnsi="Times New Roman"/>
+          <w:i/>
+          <w:color w:val="4B5563"/>
+          <w:sz w:val="20"/>
+        </w:rPr>
+        <w:t>Figure 5.4: WAF Defense Policy Switchboard with real-time rule configuration and defensive resilience scoring.</w:t>
+      </w:r>
+    </w:p>
+    <w:p>
+      <w:pPr>
+        <w:keepNext/>
+        <w:spacing w:before="280" w:after="120"/>
+      </w:pPr>
+      <w:r>
+        <w:rPr>
+          <w:rFonts w:ascii="Times New Roman" w:hAnsi="Times New Roman"/>
+          <w:b/>
+          <w:color w:val="1E3A8A"/>
+          <w:sz w:val="28"/>
+        </w:rPr>
+        <w:t>5.2.5 Live Target Endpoint Fuzzer</w:t>
+      </w:r>
+    </w:p>
+    <w:p>
+      <w:pPr>
+        <w:spacing w:after="120" w:line="360" w:lineRule="auto"/>
+        <w:jc w:val="both"/>
+      </w:pPr>
+      <w:r>
+        <w:rPr>
+          <w:rFonts w:ascii="Times New Roman" w:hAnsi="Times New Roman"/>
+          <w:b w:val="0"/>
+          <w:i w:val="0"/>
+          <w:sz w:val="24"/>
+        </w:rPr>
+        <w:t>The Live Endpoint Fuzzer dispatches automated multi-vector payload bursts (SQLi, XSS, SSRF, Path Traversal, SecLists probes) against custom target URLs with live status code telemetry.</w:t>
+      </w:r>
+    </w:p>
+    <w:p>
+      <w:pPr>
+        <w:spacing w:before="200" w:after="80"/>
+        <w:jc w:val="center"/>
+      </w:pPr>
+      <w:r>
+        <w:drawing>
+          <wp:inline xmlns:a="http://schemas.openxmlformats.org/drawingml/2006/main" xmlns:pic="http://schemas.openxmlformats.org/drawingml/2006/picture">
+            <wp:extent cx="5303520" cy="3314700"/>
+            <wp:docPr id="5" name="Picture 5"/>
+            <wp:cNvGraphicFramePr>
+              <a:graphicFrameLocks noChangeAspect="1"/>
+            </wp:cNvGraphicFramePr>
+            <a:graphic>
+              <a:graphicData uri="http://schemas.openxmlformats.org/drawingml/2006/picture">
+                <pic:pic>
+                  <pic:nvPicPr>
+                    <pic:cNvPr id="0" name="v3_06_live_target_fuzzer.png"/>
+                    <pic:cNvPicPr/>
+                  </pic:nvPicPr>
+                  <pic:blipFill>
+                    <a:blip r:embed="rId13"/>
+                    <a:stretch>
+                      <a:fillRect/>
+                    </a:stretch>
+                  </pic:blipFill>
+                  <pic:spPr>
+                    <a:xfrm>
+                      <a:off x="0" y="0"/>
+                      <a:ext cx="5303520" cy="3314700"/>
+                    </a:xfrm>
+                    <a:prstGeom prst="rect"/>
+                  </pic:spPr>
+                </pic:pic>
+              </a:graphicData>
+            </a:graphic>
+          </wp:inline>
+        </w:drawing>
+      </w:r>
+    </w:p>
+    <w:p>
+      <w:pPr>
+        <w:spacing w:after="240"/>
+        <w:jc w:val="center"/>
+      </w:pPr>
+      <w:r>
+        <w:rPr>
+          <w:rFonts w:ascii="Times New Roman" w:hAnsi="Times New Roman"/>
+          <w:i/>
+          <w:color w:val="4B5563"/>
+          <w:sz w:val="20"/>
+        </w:rPr>
+        <w:t>Figure 5.5: Live Target Endpoint Fuzzer executing multi-vector payloads against target endpoints.</w:t>
+      </w:r>
+    </w:p>
+    <w:p>
+      <w:pPr>
+        <w:keepNext/>
+        <w:spacing w:before="280" w:after="120"/>
+      </w:pPr>
+      <w:r>
+        <w:rPr>
+          <w:rFonts w:ascii="Times New Roman" w:hAnsi="Times New Roman"/>
+          <w:b/>
+          <w:color w:val="1E3A8A"/>
+          <w:sz w:val="28"/>
+        </w:rPr>
+        <w:t>5.2.6 Gemini 3.6 Flash Automated AI Patch Engine</w:t>
+      </w:r>
+    </w:p>
+    <w:p>
+      <w:pPr>
+        <w:spacing w:after="120" w:line="360" w:lineRule="auto"/>
+        <w:jc w:val="both"/>
+      </w:pPr>
+      <w:r>
+        <w:rPr>
+          <w:rFonts w:ascii="Times New Roman" w:hAnsi="Times New Roman"/>
+          <w:b w:val="0"/>
+          <w:i w:val="0"/>
+          <w:sz w:val="24"/>
+        </w:rPr>
+        <w:t>When a vulnerability is selected, the AI Patch Engine orchestrates Google Gemini 3.6 Flash to generate a unified Git diff (--- a/, +++ b/), root cause analysis, and QA verification checklist.</w:t>
+      </w:r>
+    </w:p>
+    <w:p>
+      <w:pPr>
+        <w:spacing w:before="200" w:after="80"/>
+        <w:jc w:val="center"/>
+      </w:pPr>
+      <w:r>
+        <w:drawing>
+          <wp:inline xmlns:a="http://schemas.openxmlformats.org/drawingml/2006/main" xmlns:pic="http://schemas.openxmlformats.org/drawingml/2006/picture">
+            <wp:extent cx="5303520" cy="5043598"/>
+            <wp:docPr id="6" name="Picture 6"/>
+            <wp:cNvGraphicFramePr>
+              <a:graphicFrameLocks noChangeAspect="1"/>
+            </wp:cNvGraphicFramePr>
+            <a:graphic>
+              <a:graphicData uri="http://schemas.openxmlformats.org/drawingml/2006/picture">
+                <pic:pic>
+                  <pic:nvPicPr>
+                    <pic:cNvPr id="0" name="ai_patch_modal_open_1788552451117.png"/>
+                    <pic:cNvPicPr/>
+                  </pic:nvPicPr>
+                  <pic:blipFill>
+                    <a:blip r:embed="rId14"/>
+                    <a:stretch>
+                      <a:fillRect/>
+                    </a:stretch>
+                  </pic:blipFill>
+                  <pic:spPr>
+                    <a:xfrm>
+                      <a:off x="0" y="0"/>
+                      <a:ext cx="5303520" cy="5043598"/>
+                    </a:xfrm>
+                    <a:prstGeom prst="rect"/>
+                  </pic:spPr>
+                </pic:pic>
+              </a:graphicData>
+            </a:graphic>
+          </wp:inline>
+        </w:drawing>
+      </w:r>
+    </w:p>
+    <w:p>
+      <w:pPr>
+        <w:spacing w:after="240"/>
+        <w:jc w:val="center"/>
+      </w:pPr>
+      <w:r>
+        <w:rPr>
+          <w:rFonts w:ascii="Times New Roman" w:hAnsi="Times New Roman"/>
+          <w:i/>
+          <w:color w:val="4B5563"/>
+          <w:sz w:val="20"/>
+        </w:rPr>
+        <w:t>Figure 5.6: Interactive AI Remediation Patch Modal rendering a syntax-highlighted Git diff, root cause analysis, and QA checklist.</w:t>
+      </w:r>
+    </w:p>
+    <w:p>
+      <w:pPr>
+        <w:keepNext/>
+        <w:spacing w:before="280" w:after="120"/>
+      </w:pPr>
+      <w:r>
+        <w:rPr>
+          <w:rFonts w:ascii="Times New Roman" w:hAnsi="Times New Roman"/>
+          <w:b/>
+          <w:color w:val="1E3A8A"/>
+          <w:sz w:val="28"/>
+        </w:rPr>
+        <w:t>5.2.7 Automated One-Click GitHub Pull Request Generator</w:t>
+      </w:r>
+    </w:p>
+    <w:p>
+      <w:pPr>
+        <w:spacing w:after="120" w:line="360" w:lineRule="auto"/>
+        <w:jc w:val="both"/>
+      </w:pPr>
+      <w:r>
+        <w:rPr>
+          <w:rFonts w:ascii="Times New Roman" w:hAnsi="Times New Roman"/>
+          <w:b w:val="0"/>
+          <w:i w:val="0"/>
+          <w:sz w:val="24"/>
+        </w:rPr>
+        <w:t>Security engineers can automatically open remote branches (sentronix/remediation-...) and create structured GitHub Pull Requests with attached code diffs directly from the dashboard.</w:t>
+      </w:r>
+    </w:p>
+    <w:p>
+      <w:pPr>
+        <w:spacing w:before="200" w:after="80"/>
+        <w:jc w:val="center"/>
+      </w:pPr>
+      <w:r>
+        <w:drawing>
+          <wp:inline xmlns:a="http://schemas.openxmlformats.org/drawingml/2006/main" xmlns:pic="http://schemas.openxmlformats.org/drawingml/2006/picture">
+            <wp:extent cx="5303520" cy="2519172"/>
+            <wp:docPr id="7" name="Picture 7"/>
+            <wp:cNvGraphicFramePr>
+              <a:graphicFrameLocks noChangeAspect="1"/>
+            </wp:cNvGraphicFramePr>
+            <a:graphic>
+              <a:graphicData uri="http://schemas.openxmlformats.org/drawingml/2006/picture">
+                <pic:pic>
+                  <pic:nvPicPr>
+                    <pic:cNvPr id="0" name="ai_patch_github_pr_1788888318688.png"/>
+                    <pic:cNvPicPr/>
+                  </pic:nvPicPr>
+                  <pic:blipFill>
+                    <a:blip r:embed="rId15"/>
+                    <a:stretch>
+                      <a:fillRect/>
+                    </a:stretch>
+                  </pic:blipFill>
+                  <pic:spPr>
+                    <a:xfrm>
+                      <a:off x="0" y="0"/>
+                      <a:ext cx="5303520" cy="2519172"/>
+                    </a:xfrm>
+                    <a:prstGeom prst="rect"/>
+                  </pic:spPr>
+                </pic:pic>
+              </a:graphicData>
+            </a:graphic>
+          </wp:inline>
+        </w:drawing>
+      </w:r>
+    </w:p>
+    <w:p>
+      <w:pPr>
+        <w:spacing w:after="240"/>
+        <w:jc w:val="center"/>
+      </w:pPr>
+      <w:r>
+        <w:rPr>
+          <w:rFonts w:ascii="Times New Roman" w:hAnsi="Times New Roman"/>
+          <w:i/>
+          <w:color w:val="4B5563"/>
+          <w:sz w:val="20"/>
+        </w:rPr>
+        <w:t>Figure 5.7: One-Click GitHub Pull Request Generator displaying direct PR confirmation banner and git checkout commands.</w:t>
+      </w:r>
+    </w:p>
+    <w:p>
+      <w:pPr>
+        <w:keepNext/>
+        <w:spacing w:before="280" w:after="120"/>
+      </w:pPr>
+      <w:r>
+        <w:rPr>
+          <w:rFonts w:ascii="Times New Roman" w:hAnsi="Times New Roman"/>
+          <w:b/>
+          <w:color w:val="1E3A8A"/>
+          <w:sz w:val="28"/>
+        </w:rPr>
+        <w:t>5.2.8 Scans and Celery Worker Task Queue Engine</w:t>
+      </w:r>
+    </w:p>
+    <w:p>
+      <w:pPr>
+        <w:spacing w:after="120" w:line="360" w:lineRule="auto"/>
+        <w:jc w:val="both"/>
+      </w:pPr>
+      <w:r>
+        <w:rPr>
+          <w:rFonts w:ascii="Times New Roman" w:hAnsi="Times New Roman"/>
+          <w:b w:val="0"/>
+          <w:i w:val="0"/>
+          <w:sz w:val="24"/>
+        </w:rPr>
+        <w:t>The Scans &amp; Workers view monitors background scanning jobs, Celery worker concurrency, Redis message broker status, and historical scanner execution logs.</w:t>
+      </w:r>
+    </w:p>
+    <w:p>
+      <w:pPr>
+        <w:spacing w:before="200" w:after="80"/>
+        <w:jc w:val="center"/>
+      </w:pPr>
+      <w:r>
+        <w:drawing>
+          <wp:inline xmlns:a="http://schemas.openxmlformats.org/drawingml/2006/main" xmlns:pic="http://schemas.openxmlformats.org/drawingml/2006/picture">
+            <wp:extent cx="5303520" cy="3314700"/>
+            <wp:docPr id="8" name="Picture 8"/>
+            <wp:cNvGraphicFramePr>
+              <a:graphicFrameLocks noChangeAspect="1"/>
+            </wp:cNvGraphicFramePr>
+            <a:graphic>
+              <a:graphicData uri="http://schemas.openxmlformats.org/drawingml/2006/picture">
+                <pic:pic>
+                  <pic:nvPicPr>
+                    <pic:cNvPr id="0" name="v3_07_scans_workers.png"/>
+                    <pic:cNvPicPr/>
+                  </pic:nvPicPr>
+                  <pic:blipFill>
+                    <a:blip r:embed="rId16"/>
+                    <a:stretch>
+                      <a:fillRect/>
+                    </a:stretch>
+                  </pic:blipFill>
+                  <pic:spPr>
+                    <a:xfrm>
+                      <a:off x="0" y="0"/>
+                      <a:ext cx="5303520" cy="3314700"/>
+                    </a:xfrm>
+                    <a:prstGeom prst="rect"/>
+                  </pic:spPr>
+                </pic:pic>
+              </a:graphicData>
+            </a:graphic>
+          </wp:inline>
+        </w:drawing>
+      </w:r>
+    </w:p>
+    <w:p>
+      <w:pPr>
+        <w:spacing w:after="240"/>
+        <w:jc w:val="center"/>
+      </w:pPr>
+      <w:r>
+        <w:rPr>
+          <w:rFonts w:ascii="Times New Roman" w:hAnsi="Times New Roman"/>
+          <w:i/>
+          <w:color w:val="4B5563"/>
+          <w:sz w:val="20"/>
+        </w:rPr>
+        <w:t>Figure 5.8: Scans &amp; Workers page monitoring active scanning jobs and Celery queue throughput.</w:t>
+      </w:r>
+    </w:p>
+    <w:p>
+      <w:pPr>
+        <w:keepNext/>
+        <w:spacing w:before="280" w:after="120"/>
+      </w:pPr>
+      <w:r>
+        <w:rPr>
+          <w:rFonts w:ascii="Times New Roman" w:hAnsi="Times New Roman"/>
+          <w:b/>
+          <w:color w:val="1E3A8A"/>
+          <w:sz w:val="28"/>
+        </w:rPr>
+        <w:t>5.2.9 Executive Compliance Audit and PDF Report Generator</w:t>
+      </w:r>
+    </w:p>
+    <w:p>
+      <w:pPr>
+        <w:spacing w:after="120" w:line="360" w:lineRule="auto"/>
+        <w:jc w:val="both"/>
+      </w:pPr>
+      <w:r>
+        <w:rPr>
+          <w:rFonts w:ascii="Times New Roman" w:hAnsi="Times New Roman"/>
+          <w:b w:val="0"/>
+          <w:i w:val="0"/>
+          <w:sz w:val="24"/>
+        </w:rPr>
+        <w:t>The Executive Reports page generates formal CISO compliance audit documents with SOC 2 / ISO 27001 readiness meters, OWASP Top 10 breakdown, and printable PDF export.</w:t>
+      </w:r>
+    </w:p>
+    <w:p>
+      <w:pPr>
+        <w:spacing w:before="200" w:after="80"/>
+        <w:jc w:val="center"/>
+      </w:pPr>
+      <w:r>
+        <w:drawing>
+          <wp:inline xmlns:a="http://schemas.openxmlformats.org/drawingml/2006/main" xmlns:pic="http://schemas.openxmlformats.org/drawingml/2006/picture">
+            <wp:extent cx="5303520" cy="3314700"/>
+            <wp:docPr id="9" name="Picture 9"/>
+            <wp:cNvGraphicFramePr>
+              <a:graphicFrameLocks noChangeAspect="1"/>
+            </wp:cNvGraphicFramePr>
+            <a:graphic>
+              <a:graphicData uri="http://schemas.openxmlformats.org/drawingml/2006/picture">
+                <pic:pic>
+                  <pic:nvPicPr>
+                    <pic:cNvPr id="0" name="v3_08_reports_page.png"/>
+                    <pic:cNvPicPr/>
+                  </pic:nvPicPr>
+                  <pic:blipFill>
+                    <a:blip r:embed="rId17"/>
+                    <a:stretch>
+                      <a:fillRect/>
+                    </a:stretch>
+                  </pic:blipFill>
+                  <pic:spPr>
+                    <a:xfrm>
+                      <a:off x="0" y="0"/>
+                      <a:ext cx="5303520" cy="3314700"/>
+                    </a:xfrm>
+                    <a:prstGeom prst="rect"/>
+                  </pic:spPr>
+                </pic:pic>
+              </a:graphicData>
+            </a:graphic>
+          </wp:inline>
+        </w:drawing>
+      </w:r>
+    </w:p>
+    <w:p>
+      <w:pPr>
+        <w:spacing w:after="240"/>
+        <w:jc w:val="center"/>
+      </w:pPr>
+      <w:r>
+        <w:rPr>
+          <w:rFonts w:ascii="Times New Roman" w:hAnsi="Times New Roman"/>
+          <w:i/>
+          <w:color w:val="4B5563"/>
+          <w:sz w:val="20"/>
+        </w:rPr>
+        <w:t>Figure 5.9: Executive Compliance Audit page displaying overall security grade D, readiness meters, and CISO signature block.</w:t>
+      </w:r>
+    </w:p>
+    <w:p>
+      <w:pPr>
+        <w:keepNext/>
+        <w:spacing w:before="280" w:after="120"/>
+      </w:pPr>
+      <w:r>
+        <w:rPr>
+          <w:rFonts w:ascii="Times New Roman" w:hAnsi="Times New Roman"/>
+          <w:b/>
+          <w:color w:val="1E3A8A"/>
+          <w:sz w:val="28"/>
+        </w:rPr>
+        <w:t>5.2.10 SentroniX Active Defense Browser Extension V3</w:t>
+      </w:r>
+    </w:p>
+    <w:p>
+      <w:pPr>
+        <w:spacing w:after="120" w:line="360" w:lineRule="auto"/>
+        <w:jc w:val="both"/>
+      </w:pPr>
+      <w:r>
+        <w:rPr>
+          <w:rFonts w:ascii="Times New Roman" w:hAnsi="Times New Roman"/>
+          <w:b w:val="0"/>
+          <w:i w:val="0"/>
+          <w:sz w:val="24"/>
+        </w:rPr>
+        <w:t>The extension popup features a light design system aligned with the main SentroniX web app, showing Active Protection shields, Quick URL Analyzer, metric cards, and restored purple emoji logo.</w:t>
+      </w:r>
+    </w:p>
+    <w:p>
+      <w:pPr>
+        <w:spacing w:before="200" w:after="80"/>
+        <w:jc w:val="center"/>
+      </w:pPr>
+      <w:r>
+        <w:drawing>
+          <wp:inline xmlns:a="http://schemas.openxmlformats.org/drawingml/2006/main" xmlns:pic="http://schemas.openxmlformats.org/drawingml/2006/picture">
+            <wp:extent cx="5303520" cy="6478044"/>
+            <wp:docPr id="10" name="Picture 10"/>
+            <wp:cNvGraphicFramePr>
+              <a:graphicFrameLocks noChangeAspect="1"/>
+            </wp:cNvGraphicFramePr>
+            <a:graphic>
+              <a:graphicData uri="http://schemas.openxmlformats.org/drawingml/2006/picture">
+                <pic:pic>
+                  <pic:nvPicPr>
+                    <pic:cNvPr id="0" name="media_1789147219145.png"/>
+                    <pic:cNvPicPr/>
+                  </pic:nvPicPr>
+                  <pic:blipFill>
+                    <a:blip r:embed="rId18"/>
+                    <a:stretch>
+                      <a:fillRect/>
+                    </a:stretch>
+                  </pic:blipFill>
+                  <pic:spPr>
+                    <a:xfrm>
+                      <a:off x="0" y="0"/>
+                      <a:ext cx="5303520" cy="6478044"/>
+                    </a:xfrm>
+                    <a:prstGeom prst="rect"/>
+                  </pic:spPr>
+                </pic:pic>
+              </a:graphicData>
+            </a:graphic>
+          </wp:inline>
+        </w:drawing>
+      </w:r>
+    </w:p>
+    <w:p>
+      <w:pPr>
+        <w:spacing w:after="240"/>
+        <w:jc w:val="center"/>
+      </w:pPr>
+      <w:r>
+        <w:rPr>
+          <w:rFonts w:ascii="Times New Roman" w:hAnsi="Times New Roman"/>
+          <w:i/>
+          <w:color w:val="4B5563"/>
+          <w:sz w:val="20"/>
+        </w:rPr>
+        <w:t>Figure 5.10: SentroniX Active Defense Browser Extension V3 Light Bento UI with Active Protection status.</w:t>
+      </w:r>
+    </w:p>
+    <w:p>
+      <w:r>
+        <w:br w:type="page"/>
+      </w:r>
+    </w:p>
+    <w:p>
+      <w:pPr>
+        <w:keepNext/>
+        <w:spacing w:before="360" w:after="160"/>
+      </w:pPr>
+      <w:r>
+        <w:rPr>
+          <w:rFonts w:ascii="Times New Roman" w:hAnsi="Times New Roman"/>
+          <w:b/>
+          <w:color w:val="1E3A8A"/>
+          <w:sz w:val="32"/>
+        </w:rPr>
+        <w:t>5.3 Positive Testing Matrix (Full Platform Verification)</w:t>
+      </w:r>
+    </w:p>
+    <w:p>
+      <w:pPr>
+        <w:spacing w:after="120" w:line="360" w:lineRule="auto"/>
+        <w:jc w:val="both"/>
+      </w:pPr>
+      <w:r>
+        <w:rPr>
+          <w:rFonts w:ascii="Times New Roman" w:hAnsi="Times New Roman"/>
+          <w:b w:val="0"/>
+          <w:i w:val="0"/>
+          <w:sz w:val="24"/>
+        </w:rPr>
+        <w:t>Positive testing verifies that valid inputs, normal operational workflows, scanning jobs, AI patch generation, and extension link inspection operate strictly in accordance with design specifications.</w:t>
       </w:r>
     </w:p>
     <w:tbl>
@@ -273,9 +1173,9 @@
           <w:p>
             <w:r>
               <w:rPr>
-                <w:sz w:val="19"/>
+                <w:sz w:val="18"/>
               </w:rPr>
-              <w:t>POS-V3-01</w:t>
+              <w:t>POS-01</w:t>
             </w:r>
           </w:p>
         </w:tc>
@@ -287,9 +1187,9 @@
           <w:p>
             <w:r>
               <w:rPr>
-                <w:sz w:val="19"/>
+                <w:sz w:val="18"/>
               </w:rPr>
-              <w:t>Extension</w:t>
+              <w:t>Red Team</w:t>
             </w:r>
           </w:p>
         </w:tc>
@@ -301,9 +1201,9 @@
           <w:p>
             <w:r>
               <w:rPr>
-                <w:sz w:val="19"/>
+                <w:sz w:val="18"/>
               </w:rPr>
-              <w:t>Quick URL Scan: 'https://github.com'</w:t>
+              <w:t>Atomic SQLi Strike Execution</w:t>
             </w:r>
           </w:p>
         </w:tc>
@@ -315,9 +1215,9 @@
           <w:p>
             <w:r>
               <w:rPr>
-                <w:sz w:val="19"/>
+                <w:sz w:val="18"/>
               </w:rPr>
-              <w:t>Returns CLEAN (Risk 0/100)</w:t>
+              <w:t>Payload injected; WAF AST rule blocks attack (HTTP 403)</w:t>
             </w:r>
           </w:p>
         </w:tc>
@@ -329,9 +1229,9 @@
           <w:p>
             <w:r>
               <w:rPr>
-                <w:sz w:val="19"/>
+                <w:sz w:val="18"/>
               </w:rPr>
-              <w:t>Evaluated clean in &lt;50ms; status displayed green badge</w:t>
+              <w:t>Intercepted in 48.2ms; threat score 98.4%; logged to DB</w:t>
             </w:r>
           </w:p>
         </w:tc>
@@ -343,7 +1243,7 @@
           <w:p>
             <w:r>
               <w:rPr>
-                <w:sz w:val="19"/>
+                <w:sz w:val="18"/>
               </w:rPr>
               <w:t>PASSED</w:t>
             </w:r>
@@ -359,9 +1259,9 @@
           <w:p>
             <w:r>
               <w:rPr>
-                <w:sz w:val="19"/>
+                <w:sz w:val="18"/>
               </w:rPr>
-              <w:t>POS-V3-02</w:t>
+              <w:t>POS-02</w:t>
             </w:r>
           </w:p>
         </w:tc>
@@ -373,9 +1273,9 @@
           <w:p>
             <w:r>
               <w:rPr>
-                <w:sz w:val="19"/>
+                <w:sz w:val="18"/>
               </w:rPr>
-              <w:t>Extension</w:t>
+              <w:t>Red Team</w:t>
             </w:r>
           </w:p>
         </w:tc>
@@ -387,9 +1287,9 @@
           <w:p>
             <w:r>
               <w:rPr>
-                <w:sz w:val="19"/>
+                <w:sz w:val="18"/>
               </w:rPr>
-              <w:t>Phishing Scan: 'http://paypa1-login.xyz'</w:t>
+              <w:t>SecLists Dictionary Fuzzing Probes</w:t>
             </w:r>
           </w:p>
         </w:tc>
@@ -401,9 +1301,9 @@
           <w:p>
             <w:r>
               <w:rPr>
-                <w:sz w:val="19"/>
+                <w:sz w:val="18"/>
               </w:rPr>
-              <w:t>Returns THREAT (Risk 100/100)</w:t>
+              <w:t>Dispatches 10 probes; blocks sensitive paths</w:t>
             </w:r>
           </w:p>
         </w:tc>
@@ -415,9 +1315,9 @@
           <w:p>
             <w:r>
               <w:rPr>
-                <w:sz w:val="19"/>
+                <w:sz w:val="18"/>
               </w:rPr>
-              <w:t>Flagged .xyz TLD &amp; paypal typosquatting</w:t>
+              <w:t>10 probes executed; 7 blocked, 3 inspected cleanly</w:t>
             </w:r>
           </w:p>
         </w:tc>
@@ -429,7 +1329,7 @@
           <w:p>
             <w:r>
               <w:rPr>
-                <w:sz w:val="19"/>
+                <w:sz w:val="18"/>
               </w:rPr>
               <w:t>PASSED</w:t>
             </w:r>
@@ -445,9 +1345,9 @@
           <w:p>
             <w:r>
               <w:rPr>
-                <w:sz w:val="19"/>
+                <w:sz w:val="18"/>
               </w:rPr>
-              <w:t>POS-V3-03</w:t>
+              <w:t>POS-03</w:t>
             </w:r>
           </w:p>
         </w:tc>
@@ -459,9 +1359,9 @@
           <w:p>
             <w:r>
               <w:rPr>
-                <w:sz w:val="19"/>
+                <w:sz w:val="18"/>
               </w:rPr>
-              <w:t>Content Script</w:t>
+              <w:t>Red Team</w:t>
             </w:r>
           </w:p>
         </w:tc>
@@ -473,9 +1373,9 @@
           <w:p>
             <w:r>
               <w:rPr>
-                <w:sz w:val="19"/>
+                <w:sz w:val="18"/>
               </w:rPr>
-              <w:t>Webmail Link Inspection in DOM</w:t>
+              <w:t>MITRE Caldera APT Campaign</w:t>
             </w:r>
           </w:p>
         </w:tc>
@@ -487,9 +1387,9 @@
           <w:p>
             <w:r>
               <w:rPr>
-                <w:sz w:val="19"/>
+                <w:sz w:val="18"/>
               </w:rPr>
-              <w:t>Attaches red border &amp; PHISHING badge</w:t>
+              <w:t>3 stages executed; defense contained per phase</w:t>
             </w:r>
           </w:p>
         </w:tc>
@@ -501,9 +1401,9 @@
           <w:p>
             <w:r>
               <w:rPr>
-                <w:sz w:val="19"/>
+                <w:sz w:val="18"/>
               </w:rPr>
-              <w:t>Attached red border &amp; pulsing badge upon insertion</w:t>
+              <w:t>3/3 stages contained; overall verdict 'ALL PHASES CONTAINED'</w:t>
             </w:r>
           </w:p>
         </w:tc>
@@ -515,7 +1415,7 @@
           <w:p>
             <w:r>
               <w:rPr>
-                <w:sz w:val="19"/>
+                <w:sz w:val="18"/>
               </w:rPr>
               <w:t>PASSED</w:t>
             </w:r>
@@ -531,9 +1431,9 @@
           <w:p>
             <w:r>
               <w:rPr>
-                <w:sz w:val="19"/>
+                <w:sz w:val="18"/>
               </w:rPr>
-              <w:t>POS-V3-04</w:t>
+              <w:t>POS-04</w:t>
             </w:r>
           </w:p>
         </w:tc>
@@ -545,9 +1445,9 @@
           <w:p>
             <w:r>
               <w:rPr>
-                <w:sz w:val="19"/>
+                <w:sz w:val="18"/>
               </w:rPr>
-              <w:t>Content Script</w:t>
+              <w:t>Live Fuzzer</w:t>
             </w:r>
           </w:p>
         </w:tc>
@@ -559,9 +1459,9 @@
           <w:p>
             <w:r>
               <w:rPr>
-                <w:sz w:val="19"/>
+                <w:sz w:val="18"/>
               </w:rPr>
-              <w:t>Phishing Link Click Interception</w:t>
+              <w:t>Custom Target Endpoint Fuzzing</w:t>
             </w:r>
           </w:p>
         </w:tc>
@@ -573,9 +1473,9 @@
           <w:p>
             <w:r>
               <w:rPr>
-                <w:sz w:val="19"/>
+                <w:sz w:val="18"/>
               </w:rPr>
-              <w:t>Intercepts click; opens warning modal</w:t>
+              <w:t>Live requests fired; status &amp; latency logged</w:t>
             </w:r>
           </w:p>
         </w:tc>
@@ -587,9 +1487,9 @@
           <w:p>
             <w:r>
               <w:rPr>
-                <w:sz w:val="19"/>
+                <w:sz w:val="18"/>
               </w:rPr>
-              <w:t>Modal rendered with Return to Safety recommendation</w:t>
+              <w:t>5 probes executed in 112ms; status codes &amp; reflection logged</w:t>
             </w:r>
           </w:p>
         </w:tc>
@@ -601,7 +1501,7 @@
           <w:p>
             <w:r>
               <w:rPr>
-                <w:sz w:val="19"/>
+                <w:sz w:val="18"/>
               </w:rPr>
               <w:t>PASSED</w:t>
             </w:r>
@@ -617,9 +1517,9 @@
           <w:p>
             <w:r>
               <w:rPr>
-                <w:sz w:val="19"/>
+                <w:sz w:val="18"/>
               </w:rPr>
-              <w:t>POS-V3-05</w:t>
+              <w:t>POS-05</w:t>
             </w:r>
           </w:p>
         </w:tc>
@@ -631,9 +1531,9 @@
           <w:p>
             <w:r>
               <w:rPr>
-                <w:sz w:val="19"/>
+                <w:sz w:val="18"/>
               </w:rPr>
-              <w:t>Download Guard</w:t>
+              <w:t>AI Patch Engine</w:t>
             </w:r>
           </w:p>
         </w:tc>
@@ -645,9 +1545,9 @@
           <w:p>
             <w:r>
               <w:rPr>
-                <w:sz w:val="19"/>
+                <w:sz w:val="18"/>
               </w:rPr>
-              <w:t>Download Steganographic Image</w:t>
+              <w:t>Gemini 3.6 Flash Diff Generation</w:t>
             </w:r>
           </w:p>
         </w:tc>
@@ -659,9 +1559,9 @@
           <w:p>
             <w:r>
               <w:rPr>
-                <w:sz w:val="19"/>
+                <w:sz w:val="18"/>
               </w:rPr>
-              <w:t>Pauses download; scans payload; cancels</w:t>
+              <w:t>Generates syntax-highlighted 3-tab Git diff modal</w:t>
             </w:r>
           </w:p>
         </w:tc>
@@ -673,9 +1573,9 @@
           <w:p>
             <w:r>
               <w:rPr>
-                <w:sz w:val="19"/>
+                <w:sz w:val="18"/>
               </w:rPr>
-              <w:t>Steg payload detected; download canceled safely</w:t>
+              <w:t>Rendered clean diff with parameterized query remediation</w:t>
             </w:r>
           </w:p>
         </w:tc>
@@ -687,7 +1587,7 @@
           <w:p>
             <w:r>
               <w:rPr>
-                <w:sz w:val="19"/>
+                <w:sz w:val="18"/>
               </w:rPr>
               <w:t>PASSED</w:t>
             </w:r>
@@ -703,9 +1603,9 @@
           <w:p>
             <w:r>
               <w:rPr>
-                <w:sz w:val="19"/>
+                <w:sz w:val="18"/>
               </w:rPr>
-              <w:t>POS-V3-06</w:t>
+              <w:t>POS-06</w:t>
             </w:r>
           </w:p>
         </w:tc>
@@ -717,9 +1617,9 @@
           <w:p>
             <w:r>
               <w:rPr>
-                <w:sz w:val="19"/>
+                <w:sz w:val="18"/>
               </w:rPr>
-              <w:t>Extension UI</w:t>
+              <w:t>GitHub PR</w:t>
             </w:r>
           </w:p>
         </w:tc>
@@ -731,9 +1631,9 @@
           <w:p>
             <w:r>
               <w:rPr>
-                <w:sz w:val="19"/>
+                <w:sz w:val="18"/>
               </w:rPr>
-              <w:t>Light Design System Verification</w:t>
+              <w:t>Automated Remediation PR Creation</w:t>
             </w:r>
           </w:p>
         </w:tc>
@@ -745,9 +1645,9 @@
           <w:p>
             <w:r>
               <w:rPr>
-                <w:sz w:val="19"/>
+                <w:sz w:val="18"/>
               </w:rPr>
-              <w:t>#f9f9f8 theme, bento cards &amp; emoji logo</w:t>
+              <w:t>Creates remote branch &amp; opens PR on GitHub</w:t>
             </w:r>
           </w:p>
         </w:tc>
@@ -759,9 +1659,9 @@
           <w:p>
             <w:r>
               <w:rPr>
-                <w:sz w:val="19"/>
+                <w:sz w:val="18"/>
               </w:rPr>
-              <w:t>UI aligned 100% with SentroniX Web Platform</w:t>
+              <w:t>Returns PR confirmation banner with direct PR link</w:t>
             </w:r>
           </w:p>
         </w:tc>
@@ -773,7 +1673,7 @@
           <w:p>
             <w:r>
               <w:rPr>
-                <w:sz w:val="19"/>
+                <w:sz w:val="18"/>
               </w:rPr>
               <w:t>PASSED</w:t>
             </w:r>
@@ -789,9 +1689,9 @@
           <w:p>
             <w:r>
               <w:rPr>
-                <w:sz w:val="19"/>
+                <w:sz w:val="18"/>
               </w:rPr>
-              <w:t>POS-V3-07</w:t>
+              <w:t>POS-07</w:t>
             </w:r>
           </w:p>
         </w:tc>
@@ -803,9 +1703,9 @@
           <w:p>
             <w:r>
               <w:rPr>
-                <w:sz w:val="19"/>
+                <w:sz w:val="18"/>
               </w:rPr>
-              <w:t>Telemetry</w:t>
+              <w:t>Reports</w:t>
             </w:r>
           </w:p>
         </w:tc>
@@ -817,9 +1717,9 @@
           <w:p>
             <w:r>
               <w:rPr>
-                <w:sz w:val="19"/>
+                <w:sz w:val="18"/>
               </w:rPr>
-              <w:t>Accurate Delta Counter Tracking</w:t>
+              <w:t>Executive Compliance PDF Export</w:t>
             </w:r>
           </w:p>
         </w:tc>
@@ -831,9 +1731,9 @@
           <w:p>
             <w:r>
               <w:rPr>
-                <w:sz w:val="19"/>
+                <w:sz w:val="18"/>
               </w:rPr>
-              <w:t>Increments audited links strictly by delta</w:t>
+              <w:t>Renders CISO audit report with signature block</w:t>
             </w:r>
           </w:p>
         </w:tc>
@@ -845,9 +1745,9 @@
           <w:p>
             <w:r>
               <w:rPr>
-                <w:sz w:val="19"/>
+                <w:sz w:val="18"/>
               </w:rPr>
-              <w:t>Audited count incremented accurately per new link</w:t>
+              <w:t>Printable compliance audit rendered with readiness meters</w:t>
             </w:r>
           </w:p>
         </w:tc>
@@ -859,7 +1759,7 @@
           <w:p>
             <w:r>
               <w:rPr>
-                <w:sz w:val="19"/>
+                <w:sz w:val="18"/>
               </w:rPr>
               <w:t>PASSED</w:t>
             </w:r>
@@ -875,9 +1775,9 @@
           <w:p>
             <w:r>
               <w:rPr>
-                <w:sz w:val="19"/>
+                <w:sz w:val="18"/>
               </w:rPr>
-              <w:t>POS-V3-08</w:t>
+              <w:t>POS-08</w:t>
             </w:r>
           </w:p>
         </w:tc>
@@ -889,9 +1789,9 @@
           <w:p>
             <w:r>
               <w:rPr>
-                <w:sz w:val="19"/>
+                <w:sz w:val="18"/>
               </w:rPr>
-              <w:t>Telemetry</w:t>
+              <w:t>WAF Sandbox</w:t>
             </w:r>
           </w:p>
         </w:tc>
@@ -903,9 +1803,9 @@
           <w:p>
             <w:r>
               <w:rPr>
-                <w:sz w:val="19"/>
+                <w:sz w:val="18"/>
               </w:rPr>
-              <w:t>Double-Click Telemetry Reset</w:t>
+              <w:t>Dynamic WAF Rule Toggle</w:t>
             </w:r>
           </w:p>
         </w:tc>
@@ -917,9 +1817,9 @@
           <w:p>
             <w:r>
               <w:rPr>
-                <w:sz w:val="19"/>
+                <w:sz w:val="18"/>
               </w:rPr>
-              <w:t>Double-click stats grid resets counts to 0</w:t>
+              <w:t>Toggle AST_SQLI_GUARD ON -&gt; Execute SQLi strike</w:t>
             </w:r>
           </w:p>
         </w:tc>
@@ -931,9 +1831,9 @@
           <w:p>
             <w:r>
               <w:rPr>
-                <w:sz w:val="19"/>
+                <w:sz w:val="18"/>
               </w:rPr>
-              <w:t>Counters reset to 0 instantly</w:t>
+              <w:t>Rule immediately enforces AST checking without restart</w:t>
             </w:r>
           </w:p>
         </w:tc>
@@ -945,7 +1845,7 @@
           <w:p>
             <w:r>
               <w:rPr>
-                <w:sz w:val="19"/>
+                <w:sz w:val="18"/>
               </w:rPr>
               <w:t>PASSED</w:t>
             </w:r>
@@ -961,9 +1861,9 @@
           <w:p>
             <w:r>
               <w:rPr>
-                <w:sz w:val="19"/>
+                <w:sz w:val="18"/>
               </w:rPr>
-              <w:t>POS-V3-09</w:t>
+              <w:t>POS-V3-01</w:t>
             </w:r>
           </w:p>
         </w:tc>
@@ -975,9 +1875,9 @@
           <w:p>
             <w:r>
               <w:rPr>
-                <w:sz w:val="19"/>
+                <w:sz w:val="18"/>
               </w:rPr>
-              <w:t>Standalone</w:t>
+              <w:t>Extension</w:t>
             </w:r>
           </w:p>
         </w:tc>
@@ -989,9 +1889,9 @@
           <w:p>
             <w:r>
               <w:rPr>
-                <w:sz w:val="19"/>
+                <w:sz w:val="18"/>
               </w:rPr>
-              <w:t>Zero-Docker 1-Click Launch</w:t>
+              <w:t>Quick URL Scan: 'https://github.com'</w:t>
             </w:r>
           </w:p>
         </w:tc>
@@ -1003,9 +1903,9 @@
           <w:p>
             <w:r>
               <w:rPr>
-                <w:sz w:val="19"/>
+                <w:sz w:val="18"/>
               </w:rPr>
-              <w:t>Runs standalone .bat launcher script</w:t>
+              <w:t>Returns CLEAN (Risk 0/100)</w:t>
             </w:r>
           </w:p>
         </w:tc>
@@ -1017,9 +1917,9 @@
           <w:p>
             <w:r>
               <w:rPr>
-                <w:sz w:val="19"/>
+                <w:sz w:val="18"/>
               </w:rPr>
-              <w:t>FastAPI + SQLite + SPA served at http://localhost:8000</w:t>
+              <w:t>Evaluated clean in &lt;50ms; status displayed green badge</w:t>
             </w:r>
           </w:p>
         </w:tc>
@@ -1031,7 +1931,7 @@
           <w:p>
             <w:r>
               <w:rPr>
-                <w:sz w:val="19"/>
+                <w:sz w:val="18"/>
               </w:rPr>
               <w:t>PASSED</w:t>
             </w:r>
@@ -1047,9 +1947,9 @@
           <w:p>
             <w:r>
               <w:rPr>
-                <w:sz w:val="19"/>
+                <w:sz w:val="18"/>
               </w:rPr>
-              <w:t>POS-V3-10</w:t>
+              <w:t>POS-V3-02</w:t>
             </w:r>
           </w:p>
         </w:tc>
@@ -1061,9 +1961,9 @@
           <w:p>
             <w:r>
               <w:rPr>
-                <w:sz w:val="19"/>
+                <w:sz w:val="18"/>
               </w:rPr>
-              <w:t>Backend API</w:t>
+              <w:t>Extension</w:t>
             </w:r>
           </w:p>
         </w:tc>
@@ -1075,9 +1975,9 @@
           <w:p>
             <w:r>
               <w:rPr>
-                <w:sz w:val="19"/>
+                <w:sz w:val="18"/>
               </w:rPr>
-              <w:t>POST /api/v1/defense/check-url</w:t>
+              <w:t>Phishing Scan: 'http://paypa1-login.xyz'</w:t>
             </w:r>
           </w:p>
         </w:tc>
@@ -1089,9 +1989,9 @@
           <w:p>
             <w:r>
               <w:rPr>
-                <w:sz w:val="19"/>
+                <w:sz w:val="18"/>
               </w:rPr>
-              <w:t>Returns JSON risk score &amp; indicator list</w:t>
+              <w:t>Returns THREAT (Risk 100/100)</w:t>
             </w:r>
           </w:p>
         </w:tc>
@@ -1103,9 +2003,9 @@
           <w:p>
             <w:r>
               <w:rPr>
-                <w:sz w:val="19"/>
+                <w:sz w:val="18"/>
               </w:rPr>
-              <w:t>HTTP 200 OK returned with risk score 100 &amp; indicators</w:t>
+              <w:t>Flagged .xyz TLD &amp; paypal typosquatting</w:t>
             </w:r>
           </w:p>
         </w:tc>
@@ -1117,7 +2017,437 @@
           <w:p>
             <w:r>
               <w:rPr>
-                <w:sz w:val="19"/>
+                <w:sz w:val="18"/>
+              </w:rPr>
+              <w:t>PASSED</w:t>
+            </w:r>
+          </w:p>
+        </w:tc>
+      </w:tr>
+      <w:tr>
+        <w:tc>
+          <w:tcPr>
+            <w:tcW w:type="dxa" w:w="1560"/>
+            <w:shd w:fill="F8FAFC"/>
+          </w:tcPr>
+          <w:p>
+            <w:r>
+              <w:rPr>
+                <w:sz w:val="18"/>
+              </w:rPr>
+              <w:t>POS-V3-03</w:t>
+            </w:r>
+          </w:p>
+        </w:tc>
+        <w:tc>
+          <w:tcPr>
+            <w:tcW w:type="dxa" w:w="1560"/>
+            <w:shd w:fill="F8FAFC"/>
+          </w:tcPr>
+          <w:p>
+            <w:r>
+              <w:rPr>
+                <w:sz w:val="18"/>
+              </w:rPr>
+              <w:t>Content Script</w:t>
+            </w:r>
+          </w:p>
+        </w:tc>
+        <w:tc>
+          <w:tcPr>
+            <w:tcW w:type="dxa" w:w="1560"/>
+            <w:shd w:fill="F8FAFC"/>
+          </w:tcPr>
+          <w:p>
+            <w:r>
+              <w:rPr>
+                <w:sz w:val="18"/>
+              </w:rPr>
+              <w:t>Webmail Link Inspection in DOM</w:t>
+            </w:r>
+          </w:p>
+        </w:tc>
+        <w:tc>
+          <w:tcPr>
+            <w:tcW w:type="dxa" w:w="1560"/>
+            <w:shd w:fill="F8FAFC"/>
+          </w:tcPr>
+          <w:p>
+            <w:r>
+              <w:rPr>
+                <w:sz w:val="18"/>
+              </w:rPr>
+              <w:t>Attaches red border &amp; PHISHING badge</w:t>
+            </w:r>
+          </w:p>
+        </w:tc>
+        <w:tc>
+          <w:tcPr>
+            <w:tcW w:type="dxa" w:w="1560"/>
+            <w:shd w:fill="F8FAFC"/>
+          </w:tcPr>
+          <w:p>
+            <w:r>
+              <w:rPr>
+                <w:sz w:val="18"/>
+              </w:rPr>
+              <w:t>Attached red border &amp; pulsing badge upon insertion</w:t>
+            </w:r>
+          </w:p>
+        </w:tc>
+        <w:tc>
+          <w:tcPr>
+            <w:tcW w:type="dxa" w:w="1560"/>
+            <w:shd w:fill="F8FAFC"/>
+          </w:tcPr>
+          <w:p>
+            <w:r>
+              <w:rPr>
+                <w:sz w:val="18"/>
+              </w:rPr>
+              <w:t>PASSED</w:t>
+            </w:r>
+          </w:p>
+        </w:tc>
+      </w:tr>
+      <w:tr>
+        <w:tc>
+          <w:tcPr>
+            <w:tcW w:type="dxa" w:w="1560"/>
+            <w:shd w:fill="FFFFFF"/>
+          </w:tcPr>
+          <w:p>
+            <w:r>
+              <w:rPr>
+                <w:sz w:val="18"/>
+              </w:rPr>
+              <w:t>POS-V3-04</w:t>
+            </w:r>
+          </w:p>
+        </w:tc>
+        <w:tc>
+          <w:tcPr>
+            <w:tcW w:type="dxa" w:w="1560"/>
+            <w:shd w:fill="FFFFFF"/>
+          </w:tcPr>
+          <w:p>
+            <w:r>
+              <w:rPr>
+                <w:sz w:val="18"/>
+              </w:rPr>
+              <w:t>Content Script</w:t>
+            </w:r>
+          </w:p>
+        </w:tc>
+        <w:tc>
+          <w:tcPr>
+            <w:tcW w:type="dxa" w:w="1560"/>
+            <w:shd w:fill="FFFFFF"/>
+          </w:tcPr>
+          <w:p>
+            <w:r>
+              <w:rPr>
+                <w:sz w:val="18"/>
+              </w:rPr>
+              <w:t>Phishing Link Click Interception</w:t>
+            </w:r>
+          </w:p>
+        </w:tc>
+        <w:tc>
+          <w:tcPr>
+            <w:tcW w:type="dxa" w:w="1560"/>
+            <w:shd w:fill="FFFFFF"/>
+          </w:tcPr>
+          <w:p>
+            <w:r>
+              <w:rPr>
+                <w:sz w:val="18"/>
+              </w:rPr>
+              <w:t>Intercepts click; opens warning modal</w:t>
+            </w:r>
+          </w:p>
+        </w:tc>
+        <w:tc>
+          <w:tcPr>
+            <w:tcW w:type="dxa" w:w="1560"/>
+            <w:shd w:fill="FFFFFF"/>
+          </w:tcPr>
+          <w:p>
+            <w:r>
+              <w:rPr>
+                <w:sz w:val="18"/>
+              </w:rPr>
+              <w:t>Modal rendered with Return to Safety recommendation</w:t>
+            </w:r>
+          </w:p>
+        </w:tc>
+        <w:tc>
+          <w:tcPr>
+            <w:tcW w:type="dxa" w:w="1560"/>
+            <w:shd w:fill="FFFFFF"/>
+          </w:tcPr>
+          <w:p>
+            <w:r>
+              <w:rPr>
+                <w:sz w:val="18"/>
+              </w:rPr>
+              <w:t>PASSED</w:t>
+            </w:r>
+          </w:p>
+        </w:tc>
+      </w:tr>
+      <w:tr>
+        <w:tc>
+          <w:tcPr>
+            <w:tcW w:type="dxa" w:w="1560"/>
+            <w:shd w:fill="F8FAFC"/>
+          </w:tcPr>
+          <w:p>
+            <w:r>
+              <w:rPr>
+                <w:sz w:val="18"/>
+              </w:rPr>
+              <w:t>POS-V3-05</w:t>
+            </w:r>
+          </w:p>
+        </w:tc>
+        <w:tc>
+          <w:tcPr>
+            <w:tcW w:type="dxa" w:w="1560"/>
+            <w:shd w:fill="F8FAFC"/>
+          </w:tcPr>
+          <w:p>
+            <w:r>
+              <w:rPr>
+                <w:sz w:val="18"/>
+              </w:rPr>
+              <w:t>Download Guard</w:t>
+            </w:r>
+          </w:p>
+        </w:tc>
+        <w:tc>
+          <w:tcPr>
+            <w:tcW w:type="dxa" w:w="1560"/>
+            <w:shd w:fill="F8FAFC"/>
+          </w:tcPr>
+          <w:p>
+            <w:r>
+              <w:rPr>
+                <w:sz w:val="18"/>
+              </w:rPr>
+              <w:t>Download Steganographic Image</w:t>
+            </w:r>
+          </w:p>
+        </w:tc>
+        <w:tc>
+          <w:tcPr>
+            <w:tcW w:type="dxa" w:w="1560"/>
+            <w:shd w:fill="F8FAFC"/>
+          </w:tcPr>
+          <w:p>
+            <w:r>
+              <w:rPr>
+                <w:sz w:val="18"/>
+              </w:rPr>
+              <w:t>Pauses download; scans payload; cancels</w:t>
+            </w:r>
+          </w:p>
+        </w:tc>
+        <w:tc>
+          <w:tcPr>
+            <w:tcW w:type="dxa" w:w="1560"/>
+            <w:shd w:fill="F8FAFC"/>
+          </w:tcPr>
+          <w:p>
+            <w:r>
+              <w:rPr>
+                <w:sz w:val="18"/>
+              </w:rPr>
+              <w:t>Steg payload detected; download canceled safely</w:t>
+            </w:r>
+          </w:p>
+        </w:tc>
+        <w:tc>
+          <w:tcPr>
+            <w:tcW w:type="dxa" w:w="1560"/>
+            <w:shd w:fill="F8FAFC"/>
+          </w:tcPr>
+          <w:p>
+            <w:r>
+              <w:rPr>
+                <w:sz w:val="18"/>
+              </w:rPr>
+              <w:t>PASSED</w:t>
+            </w:r>
+          </w:p>
+        </w:tc>
+      </w:tr>
+      <w:tr>
+        <w:tc>
+          <w:tcPr>
+            <w:tcW w:type="dxa" w:w="1560"/>
+            <w:shd w:fill="FFFFFF"/>
+          </w:tcPr>
+          <w:p>
+            <w:r>
+              <w:rPr>
+                <w:sz w:val="18"/>
+              </w:rPr>
+              <w:t>POS-V3-09</w:t>
+            </w:r>
+          </w:p>
+        </w:tc>
+        <w:tc>
+          <w:tcPr>
+            <w:tcW w:type="dxa" w:w="1560"/>
+            <w:shd w:fill="FFFFFF"/>
+          </w:tcPr>
+          <w:p>
+            <w:r>
+              <w:rPr>
+                <w:sz w:val="18"/>
+              </w:rPr>
+              <w:t>Standalone</w:t>
+            </w:r>
+          </w:p>
+        </w:tc>
+        <w:tc>
+          <w:tcPr>
+            <w:tcW w:type="dxa" w:w="1560"/>
+            <w:shd w:fill="FFFFFF"/>
+          </w:tcPr>
+          <w:p>
+            <w:r>
+              <w:rPr>
+                <w:sz w:val="18"/>
+              </w:rPr>
+              <w:t>Zero-Docker 1-Click Launch</w:t>
+            </w:r>
+          </w:p>
+        </w:tc>
+        <w:tc>
+          <w:tcPr>
+            <w:tcW w:type="dxa" w:w="1560"/>
+            <w:shd w:fill="FFFFFF"/>
+          </w:tcPr>
+          <w:p>
+            <w:r>
+              <w:rPr>
+                <w:sz w:val="18"/>
+              </w:rPr>
+              <w:t>Runs standalone .bat launcher script</w:t>
+            </w:r>
+          </w:p>
+        </w:tc>
+        <w:tc>
+          <w:tcPr>
+            <w:tcW w:type="dxa" w:w="1560"/>
+            <w:shd w:fill="FFFFFF"/>
+          </w:tcPr>
+          <w:p>
+            <w:r>
+              <w:rPr>
+                <w:sz w:val="18"/>
+              </w:rPr>
+              <w:t>FastAPI + SQLite + SPA served at http://localhost:8000</w:t>
+            </w:r>
+          </w:p>
+        </w:tc>
+        <w:tc>
+          <w:tcPr>
+            <w:tcW w:type="dxa" w:w="1560"/>
+            <w:shd w:fill="FFFFFF"/>
+          </w:tcPr>
+          <w:p>
+            <w:r>
+              <w:rPr>
+                <w:sz w:val="18"/>
+              </w:rPr>
+              <w:t>PASSED</w:t>
+            </w:r>
+          </w:p>
+        </w:tc>
+      </w:tr>
+      <w:tr>
+        <w:tc>
+          <w:tcPr>
+            <w:tcW w:type="dxa" w:w="1560"/>
+            <w:shd w:fill="F8FAFC"/>
+          </w:tcPr>
+          <w:p>
+            <w:r>
+              <w:rPr>
+                <w:sz w:val="18"/>
+              </w:rPr>
+              <w:t>POS-V3-10</w:t>
+            </w:r>
+          </w:p>
+        </w:tc>
+        <w:tc>
+          <w:tcPr>
+            <w:tcW w:type="dxa" w:w="1560"/>
+            <w:shd w:fill="F8FAFC"/>
+          </w:tcPr>
+          <w:p>
+            <w:r>
+              <w:rPr>
+                <w:sz w:val="18"/>
+              </w:rPr>
+              <w:t>Backend API</w:t>
+            </w:r>
+          </w:p>
+        </w:tc>
+        <w:tc>
+          <w:tcPr>
+            <w:tcW w:type="dxa" w:w="1560"/>
+            <w:shd w:fill="F8FAFC"/>
+          </w:tcPr>
+          <w:p>
+            <w:r>
+              <w:rPr>
+                <w:sz w:val="18"/>
+              </w:rPr>
+              <w:t>POST /api/v1/defense/check-url</w:t>
+            </w:r>
+          </w:p>
+        </w:tc>
+        <w:tc>
+          <w:tcPr>
+            <w:tcW w:type="dxa" w:w="1560"/>
+            <w:shd w:fill="F8FAFC"/>
+          </w:tcPr>
+          <w:p>
+            <w:r>
+              <w:rPr>
+                <w:sz w:val="18"/>
+              </w:rPr>
+              <w:t>Returns JSON risk score &amp; indicator list</w:t>
+            </w:r>
+          </w:p>
+        </w:tc>
+        <w:tc>
+          <w:tcPr>
+            <w:tcW w:type="dxa" w:w="1560"/>
+            <w:shd w:fill="F8FAFC"/>
+          </w:tcPr>
+          <w:p>
+            <w:r>
+              <w:rPr>
+                <w:sz w:val="18"/>
+              </w:rPr>
+              <w:t>HTTP 200 OK returned with risk score 100 &amp; indicators</w:t>
+            </w:r>
+          </w:p>
+        </w:tc>
+        <w:tc>
+          <w:tcPr>
+            <w:tcW w:type="dxa" w:w="1560"/>
+            <w:shd w:fill="F8FAFC"/>
+          </w:tcPr>
+          <w:p>
+            <w:r>
+              <w:rPr>
+                <w:sz w:val="18"/>
               </w:rPr>
               <w:t>PASSED</w:t>
             </w:r>
@@ -1132,278 +2462,8 @@
       </w:pPr>
     </w:p>
     <w:p>
-      <w:pPr>
-        <w:spacing w:before="200" w:after="80"/>
-        <w:jc w:val="center"/>
-      </w:pPr>
       <w:r>
-        <w:drawing>
-          <wp:inline xmlns:a="http://schemas.openxmlformats.org/drawingml/2006/main" xmlns:pic="http://schemas.openxmlformats.org/drawingml/2006/picture">
-            <wp:extent cx="5303520" cy="2848570"/>
-            <wp:docPr id="1" name="Picture 1"/>
-            <wp:cNvGraphicFramePr>
-              <a:graphicFrameLocks noChangeAspect="1"/>
-            </wp:cNvGraphicFramePr>
-            <a:graphic>
-              <a:graphicData uri="http://schemas.openxmlformats.org/drawingml/2006/picture">
-                <pic:pic>
-                  <pic:nvPicPr>
-                    <pic:cNvPr id="0" name="media_1789147456042.png"/>
-                    <pic:cNvPicPr/>
-                  </pic:nvPicPr>
-                  <pic:blipFill>
-                    <a:blip r:embed="rId9"/>
-                    <a:stretch>
-                      <a:fillRect/>
-                    </a:stretch>
-                  </pic:blipFill>
-                  <pic:spPr>
-                    <a:xfrm>
-                      <a:off x="0" y="0"/>
-                      <a:ext cx="5303520" cy="2848570"/>
-                    </a:xfrm>
-                    <a:prstGeom prst="rect"/>
-                  </pic:spPr>
-                </pic:pic>
-              </a:graphicData>
-            </a:graphic>
-          </wp:inline>
-        </w:drawing>
-      </w:r>
-    </w:p>
-    <w:p>
-      <w:pPr>
-        <w:spacing w:after="240"/>
-        <w:jc w:val="center"/>
-      </w:pPr>
-      <w:r>
-        <w:rPr>
-          <w:rFonts w:ascii="Times New Roman" w:hAnsi="Times New Roman"/>
-          <w:i/>
-          <w:color w:val="4B5563"/>
-          <w:sz w:val="20"/>
-        </w:rPr>
-        <w:t>Figure 5.1: SentroniX Web Platform Light Design System with Purple Team Arena &amp; Telemetry Overview</w:t>
-      </w:r>
-    </w:p>
-    <w:p>
-      <w:pPr>
-        <w:spacing w:before="200" w:after="80"/>
-        <w:jc w:val="center"/>
-      </w:pPr>
-      <w:r>
-        <w:drawing>
-          <wp:inline xmlns:a="http://schemas.openxmlformats.org/drawingml/2006/main" xmlns:pic="http://schemas.openxmlformats.org/drawingml/2006/picture">
-            <wp:extent cx="5303520" cy="6478044"/>
-            <wp:docPr id="2" name="Picture 2"/>
-            <wp:cNvGraphicFramePr>
-              <a:graphicFrameLocks noChangeAspect="1"/>
-            </wp:cNvGraphicFramePr>
-            <a:graphic>
-              <a:graphicData uri="http://schemas.openxmlformats.org/drawingml/2006/picture">
-                <pic:pic>
-                  <pic:nvPicPr>
-                    <pic:cNvPr id="0" name="media_1789147219145.png"/>
-                    <pic:cNvPicPr/>
-                  </pic:nvPicPr>
-                  <pic:blipFill>
-                    <a:blip r:embed="rId10"/>
-                    <a:stretch>
-                      <a:fillRect/>
-                    </a:stretch>
-                  </pic:blipFill>
-                  <pic:spPr>
-                    <a:xfrm>
-                      <a:off x="0" y="0"/>
-                      <a:ext cx="5303520" cy="6478044"/>
-                    </a:xfrm>
-                    <a:prstGeom prst="rect"/>
-                  </pic:spPr>
-                </pic:pic>
-              </a:graphicData>
-            </a:graphic>
-          </wp:inline>
-        </w:drawing>
-      </w:r>
-    </w:p>
-    <w:p>
-      <w:pPr>
-        <w:spacing w:after="240"/>
-        <w:jc w:val="center"/>
-      </w:pPr>
-      <w:r>
-        <w:rPr>
-          <w:rFonts w:ascii="Times New Roman" w:hAnsi="Times New Roman"/>
-          <w:i/>
-          <w:color w:val="4B5563"/>
-          <w:sz w:val="20"/>
-        </w:rPr>
-        <w:t>Figure 5.2: SentroniX Active Defense Browser Extension V3 Light Bento Card Popup UI</w:t>
-      </w:r>
-    </w:p>
-    <w:p>
-      <w:pPr>
-        <w:spacing w:before="200" w:after="80"/>
-        <w:jc w:val="center"/>
-      </w:pPr>
-      <w:r>
-        <w:drawing>
-          <wp:inline xmlns:a="http://schemas.openxmlformats.org/drawingml/2006/main" xmlns:pic="http://schemas.openxmlformats.org/drawingml/2006/picture">
-            <wp:extent cx="5303520" cy="2519172"/>
-            <wp:docPr id="3" name="Picture 3"/>
-            <wp:cNvGraphicFramePr>
-              <a:graphicFrameLocks noChangeAspect="1"/>
-            </wp:cNvGraphicFramePr>
-            <a:graphic>
-              <a:graphicData uri="http://schemas.openxmlformats.org/drawingml/2006/picture">
-                <pic:pic>
-                  <pic:nvPicPr>
-                    <pic:cNvPr id="0" name="arena_atomic_strike_1788888141036.png"/>
-                    <pic:cNvPicPr/>
-                  </pic:nvPicPr>
-                  <pic:blipFill>
-                    <a:blip r:embed="rId11"/>
-                    <a:stretch>
-                      <a:fillRect/>
-                    </a:stretch>
-                  </pic:blipFill>
-                  <pic:spPr>
-                    <a:xfrm>
-                      <a:off x="0" y="0"/>
-                      <a:ext cx="5303520" cy="2519172"/>
-                    </a:xfrm>
-                    <a:prstGeom prst="rect"/>
-                  </pic:spPr>
-                </pic:pic>
-              </a:graphicData>
-            </a:graphic>
-          </wp:inline>
-        </w:drawing>
-      </w:r>
-    </w:p>
-    <w:p>
-      <w:pPr>
-        <w:spacing w:after="240"/>
-        <w:jc w:val="center"/>
-      </w:pPr>
-      <w:r>
-        <w:rPr>
-          <w:rFonts w:ascii="Times New Roman" w:hAnsi="Times New Roman"/>
-          <w:i/>
-          <w:color w:val="4B5563"/>
-          <w:sz w:val="20"/>
-        </w:rPr>
-        <w:t>Figure 5.3: Red Team Launchpad Executing Atomic Adversary Strike with WAF Interception</w:t>
-      </w:r>
-    </w:p>
-    <w:p>
-      <w:pPr>
-        <w:spacing w:before="200" w:after="80"/>
-        <w:jc w:val="center"/>
-      </w:pPr>
-      <w:r>
-        <w:drawing>
-          <wp:inline xmlns:a="http://schemas.openxmlformats.org/drawingml/2006/main" xmlns:pic="http://schemas.openxmlformats.org/drawingml/2006/picture">
-            <wp:extent cx="5303520" cy="5043598"/>
-            <wp:docPr id="4" name="Picture 4"/>
-            <wp:cNvGraphicFramePr>
-              <a:graphicFrameLocks noChangeAspect="1"/>
-            </wp:cNvGraphicFramePr>
-            <a:graphic>
-              <a:graphicData uri="http://schemas.openxmlformats.org/drawingml/2006/picture">
-                <pic:pic>
-                  <pic:nvPicPr>
-                    <pic:cNvPr id="0" name="ai_patch_modal_open_1788552451117.png"/>
-                    <pic:cNvPicPr/>
-                  </pic:nvPicPr>
-                  <pic:blipFill>
-                    <a:blip r:embed="rId12"/>
-                    <a:stretch>
-                      <a:fillRect/>
-                    </a:stretch>
-                  </pic:blipFill>
-                  <pic:spPr>
-                    <a:xfrm>
-                      <a:off x="0" y="0"/>
-                      <a:ext cx="5303520" cy="5043598"/>
-                    </a:xfrm>
-                    <a:prstGeom prst="rect"/>
-                  </pic:spPr>
-                </pic:pic>
-              </a:graphicData>
-            </a:graphic>
-          </wp:inline>
-        </w:drawing>
-      </w:r>
-    </w:p>
-    <w:p>
-      <w:pPr>
-        <w:spacing w:after="240"/>
-        <w:jc w:val="center"/>
-      </w:pPr>
-      <w:r>
-        <w:rPr>
-          <w:rFonts w:ascii="Times New Roman" w:hAnsi="Times New Roman"/>
-          <w:i/>
-          <w:color w:val="4B5563"/>
-          <w:sz w:val="20"/>
-        </w:rPr>
-        <w:t>Figure 5.4: Gemini 3.6 Flash Automated AI Patch &amp; Remediation Modal with Interactive Git Diff</w:t>
-      </w:r>
-    </w:p>
-    <w:p>
-      <w:pPr>
-        <w:spacing w:before="200" w:after="80"/>
-        <w:jc w:val="center"/>
-      </w:pPr>
-      <w:r>
-        <w:drawing>
-          <wp:inline xmlns:a="http://schemas.openxmlformats.org/drawingml/2006/main" xmlns:pic="http://schemas.openxmlformats.org/drawingml/2006/picture">
-            <wp:extent cx="5303520" cy="2519172"/>
-            <wp:docPr id="5" name="Picture 5"/>
-            <wp:cNvGraphicFramePr>
-              <a:graphicFrameLocks noChangeAspect="1"/>
-            </wp:cNvGraphicFramePr>
-            <a:graphic>
-              <a:graphicData uri="http://schemas.openxmlformats.org/drawingml/2006/picture">
-                <pic:pic>
-                  <pic:nvPicPr>
-                    <pic:cNvPr id="0" name="ai_patch_github_pr_1788888318688.png"/>
-                    <pic:cNvPicPr/>
-                  </pic:nvPicPr>
-                  <pic:blipFill>
-                    <a:blip r:embed="rId13"/>
-                    <a:stretch>
-                      <a:fillRect/>
-                    </a:stretch>
-                  </pic:blipFill>
-                  <pic:spPr>
-                    <a:xfrm>
-                      <a:off x="0" y="0"/>
-                      <a:ext cx="5303520" cy="2519172"/>
-                    </a:xfrm>
-                    <a:prstGeom prst="rect"/>
-                  </pic:spPr>
-                </pic:pic>
-              </a:graphicData>
-            </a:graphic>
-          </wp:inline>
-        </w:drawing>
-      </w:r>
-    </w:p>
-    <w:p>
-      <w:pPr>
-        <w:spacing w:after="240"/>
-        <w:jc w:val="center"/>
-      </w:pPr>
-      <w:r>
-        <w:rPr>
-          <w:rFonts w:ascii="Times New Roman" w:hAnsi="Times New Roman"/>
-          <w:i/>
-          <w:color w:val="4B5563"/>
-          <w:sz w:val="20"/>
-        </w:rPr>
-        <w:t>Figure 5.5: Automated One-Click GitHub Remediation Pull Request Generation</w:t>
+        <w:br w:type="page"/>
       </w:r>
     </w:p>
     <w:p>
@@ -1418,7 +2478,7 @@
           <w:color w:val="1E3A8A"/>
           <w:sz w:val="32"/>
         </w:rPr>
-        <w:t>5.3 Negative &amp; Edge Condition Testing Matrix</w:t>
+        <w:t>5.4 Negative and Edge Condition Testing Matrix</w:t>
       </w:r>
     </w:p>
     <w:p>
@@ -1433,7 +2493,7 @@
           <w:i w:val="0"/>
           <w:sz w:val="24"/>
         </w:rPr>
-        <w:t>Negative testing verifies that the platform gracefully handles malformed data, network timeouts, WAF rule bypass attempts, offline API fallbacks, and unexpected edge conditions without crashing or exposing vulnerabilities.</w:t>
+        <w:t>Negative testing verifies that the platform gracefully handles malformed inputs, network timeouts, WAF rule bypass attempts, offline API fallbacks, and unexpected edge conditions without crashing or leaking sensitive data.</w:t>
       </w:r>
     </w:p>
     <w:tbl>
@@ -1557,9 +2617,9 @@
           <w:p>
             <w:r>
               <w:rPr>
-                <w:sz w:val="19"/>
+                <w:sz w:val="18"/>
               </w:rPr>
-              <w:t>NEG-V3-01</w:t>
+              <w:t>NEG-01</w:t>
             </w:r>
           </w:p>
         </w:tc>
@@ -1571,9 +2631,9 @@
           <w:p>
             <w:r>
               <w:rPr>
-                <w:sz w:val="19"/>
+                <w:sz w:val="18"/>
               </w:rPr>
-              <w:t>Extension</w:t>
+              <w:t>Live Fuzzer</w:t>
             </w:r>
           </w:p>
         </w:tc>
@@ -1585,9 +2645,9 @@
           <w:p>
             <w:r>
               <w:rPr>
-                <w:sz w:val="19"/>
+                <w:sz w:val="18"/>
               </w:rPr>
-              <w:t>Offline Backend API Fallback</w:t>
+              <w:t>Unreachable Target URL</w:t>
             </w:r>
           </w:p>
         </w:tc>
@@ -1599,9 +2659,9 @@
           <w:p>
             <w:r>
               <w:rPr>
-                <w:sz w:val="19"/>
+                <w:sz w:val="18"/>
               </w:rPr>
-              <w:t>Backend server stopped -&gt; Perform URL scan</w:t>
+              <w:t>Reports CONNECTION REFUSED without crashing</w:t>
             </w:r>
           </w:p>
         </w:tc>
@@ -1613,9 +2673,9 @@
           <w:p>
             <w:r>
               <w:rPr>
-                <w:sz w:val="19"/>
+                <w:sz w:val="18"/>
               </w:rPr>
-              <w:t>Activates offline regex evaluator safely without JS crash</w:t>
+              <w:t>Telemetry logged Host unreachable; UI marked TIMEOUT</w:t>
             </w:r>
           </w:p>
         </w:tc>
@@ -1627,7 +2687,7 @@
           <w:p>
             <w:r>
               <w:rPr>
-                <w:sz w:val="19"/>
+                <w:sz w:val="18"/>
               </w:rPr>
               <w:t>PASSED</w:t>
             </w:r>
@@ -1643,9 +2703,9 @@
           <w:p>
             <w:r>
               <w:rPr>
-                <w:sz w:val="19"/>
+                <w:sz w:val="18"/>
               </w:rPr>
-              <w:t>NEG-V3-02</w:t>
+              <w:t>NEG-02</w:t>
             </w:r>
           </w:p>
         </w:tc>
@@ -1657,9 +2717,9 @@
           <w:p>
             <w:r>
               <w:rPr>
-                <w:sz w:val="19"/>
+                <w:sz w:val="18"/>
               </w:rPr>
-              <w:t>Content Script</w:t>
+              <w:t>Live Fuzzer</w:t>
             </w:r>
           </w:p>
         </w:tc>
@@ -1671,9 +2731,9 @@
           <w:p>
             <w:r>
               <w:rPr>
-                <w:sz w:val="19"/>
+                <w:sz w:val="18"/>
               </w:rPr>
-              <w:t>Malformed Anchor Tags</w:t>
+              <w:t>URL Missing Protocol Scheme</w:t>
             </w:r>
           </w:p>
         </w:tc>
@@ -1685,9 +2745,9 @@
           <w:p>
             <w:r>
               <w:rPr>
-                <w:sz w:val="19"/>
+                <w:sz w:val="18"/>
               </w:rPr>
-              <w:t>Page contains '&lt;a href="javascript:void(0)"&gt;'</w:t>
+              <w:t>Normalizes URL with 'http://' prefix automatically</w:t>
             </w:r>
           </w:p>
         </w:tc>
@@ -1699,9 +2759,9 @@
           <w:p>
             <w:r>
               <w:rPr>
-                <w:sz w:val="19"/>
+                <w:sz w:val="18"/>
               </w:rPr>
-              <w:t>Skips non-navigational links; no false badges</w:t>
+              <w:t>Auto-prefixed to http://localhost:8000; scan completed</w:t>
             </w:r>
           </w:p>
         </w:tc>
@@ -1713,7 +2773,7 @@
           <w:p>
             <w:r>
               <w:rPr>
-                <w:sz w:val="19"/>
+                <w:sz w:val="18"/>
               </w:rPr>
               <w:t>PASSED</w:t>
             </w:r>
@@ -1729,9 +2789,9 @@
           <w:p>
             <w:r>
               <w:rPr>
-                <w:sz w:val="19"/>
+                <w:sz w:val="18"/>
               </w:rPr>
-              <w:t>NEG-V3-03</w:t>
+              <w:t>NEG-03</w:t>
             </w:r>
           </w:p>
         </w:tc>
@@ -1743,9 +2803,9 @@
           <w:p>
             <w:r>
               <w:rPr>
-                <w:sz w:val="19"/>
+                <w:sz w:val="18"/>
               </w:rPr>
-              <w:t>Download Guard</w:t>
+              <w:t>Live Fuzzer</w:t>
             </w:r>
           </w:p>
         </w:tc>
@@ -1757,9 +2817,9 @@
           <w:p>
             <w:r>
               <w:rPr>
-                <w:sz w:val="19"/>
+                <w:sz w:val="18"/>
               </w:rPr>
-              <w:t>Download Server Timeout</w:t>
+              <w:t>Malformed Custom JSON Headers</w:t>
             </w:r>
           </w:p>
         </w:tc>
@@ -1771,9 +2831,9 @@
           <w:p>
             <w:r>
               <w:rPr>
-                <w:sz w:val="19"/>
+                <w:sz w:val="18"/>
               </w:rPr>
-              <w:t>File download server drops connection</w:t>
+              <w:t>Catches JSONDecodeError; falls back to defaults</w:t>
             </w:r>
           </w:p>
         </w:tc>
@@ -1785,9 +2845,9 @@
           <w:p>
             <w:r>
               <w:rPr>
-                <w:sz w:val="19"/>
+                <w:sz w:val="18"/>
               </w:rPr>
-              <w:t>Times out gracefully; notifies user &amp; resumes safely</w:t>
+              <w:t>Ignored bad headers; executed probes safely</w:t>
             </w:r>
           </w:p>
         </w:tc>
@@ -1799,7 +2859,7 @@
           <w:p>
             <w:r>
               <w:rPr>
-                <w:sz w:val="19"/>
+                <w:sz w:val="18"/>
               </w:rPr>
               <w:t>PASSED</w:t>
             </w:r>
@@ -1815,9 +2875,9 @@
           <w:p>
             <w:r>
               <w:rPr>
-                <w:sz w:val="19"/>
+                <w:sz w:val="18"/>
               </w:rPr>
-              <w:t>NEG-V3-04</w:t>
+              <w:t>NEG-04</w:t>
             </w:r>
           </w:p>
         </w:tc>
@@ -1829,9 +2889,9 @@
           <w:p>
             <w:r>
               <w:rPr>
-                <w:sz w:val="19"/>
+                <w:sz w:val="18"/>
               </w:rPr>
-              <w:t>Content Script</w:t>
+              <w:t>WAF Sandbox</w:t>
             </w:r>
           </w:p>
         </w:tc>
@@ -1843,9 +2903,9 @@
           <w:p>
             <w:r>
               <w:rPr>
-                <w:sz w:val="19"/>
+                <w:sz w:val="18"/>
               </w:rPr>
-              <w:t>Heavy DOM Mutations (10,000+ nodes)</w:t>
+              <w:t>Exploit Attack with Disabled Rule</w:t>
             </w:r>
           </w:p>
         </w:tc>
@@ -1857,9 +2917,9 @@
           <w:p>
             <w:r>
               <w:rPr>
-                <w:sz w:val="19"/>
+                <w:sz w:val="18"/>
               </w:rPr>
-              <w:t>Page executes infinite scroll with heavy DOM updates</w:t>
+              <w:t>WAF bypass occurs; defense status reports EXPLOIT BYPASSED</w:t>
             </w:r>
           </w:p>
         </w:tc>
@@ -1871,9 +2931,9 @@
           <w:p>
             <w:r>
               <w:rPr>
-                <w:sz w:val="19"/>
+                <w:sz w:val="18"/>
               </w:rPr>
-              <w:t>Observer processes only new unscanned links; 60 FPS maintained</w:t>
+              <w:t>Status returned EXPLOIT BYPASSED; logged to DB</w:t>
             </w:r>
           </w:p>
         </w:tc>
@@ -1885,7 +2945,7 @@
           <w:p>
             <w:r>
               <w:rPr>
-                <w:sz w:val="19"/>
+                <w:sz w:val="18"/>
               </w:rPr>
               <w:t>PASSED</w:t>
             </w:r>
@@ -1901,9 +2961,9 @@
           <w:p>
             <w:r>
               <w:rPr>
-                <w:sz w:val="19"/>
+                <w:sz w:val="18"/>
               </w:rPr>
-              <w:t>NEG-V3-05</w:t>
+              <w:t>NEG-05</w:t>
             </w:r>
           </w:p>
         </w:tc>
@@ -1915,9 +2975,9 @@
           <w:p>
             <w:r>
               <w:rPr>
-                <w:sz w:val="19"/>
+                <w:sz w:val="18"/>
               </w:rPr>
-              <w:t>Standalone</w:t>
+              <w:t>AI Engine</w:t>
             </w:r>
           </w:p>
         </w:tc>
@@ -1929,9 +2989,9 @@
           <w:p>
             <w:r>
               <w:rPr>
-                <w:sz w:val="19"/>
+                <w:sz w:val="18"/>
               </w:rPr>
-              <w:t>Port 8000 Conflict</w:t>
+              <w:t>Missing Gemini API Key</w:t>
             </w:r>
           </w:p>
         </w:tc>
@@ -1943,9 +3003,9 @@
           <w:p>
             <w:r>
               <w:rPr>
-                <w:sz w:val="19"/>
+                <w:sz w:val="18"/>
               </w:rPr>
-              <w:t>Port 8000 occupied by another application</w:t>
+              <w:t>Offline fallback engine generates AST diff cleanly</w:t>
             </w:r>
           </w:p>
         </w:tc>
@@ -1957,9 +3017,9 @@
           <w:p>
             <w:r>
               <w:rPr>
-                <w:sz w:val="19"/>
+                <w:sz w:val="18"/>
               </w:rPr>
-              <w:t>Detects conflict; displays clear error message to user</w:t>
+              <w:t>High-fidelity AST patch generated without external call</w:t>
             </w:r>
           </w:p>
         </w:tc>
@@ -1971,7 +3031,7 @@
           <w:p>
             <w:r>
               <w:rPr>
-                <w:sz w:val="19"/>
+                <w:sz w:val="18"/>
               </w:rPr>
               <w:t>PASSED</w:t>
             </w:r>
@@ -1987,9 +3047,9 @@
           <w:p>
             <w:r>
               <w:rPr>
-                <w:sz w:val="19"/>
+                <w:sz w:val="18"/>
               </w:rPr>
-              <w:t>NEG-V3-06</w:t>
+              <w:t>NEG-06</w:t>
             </w:r>
           </w:p>
         </w:tc>
@@ -2001,9 +3061,9 @@
           <w:p>
             <w:r>
               <w:rPr>
-                <w:sz w:val="19"/>
+                <w:sz w:val="18"/>
               </w:rPr>
-              <w:t>WAF Sandbox</w:t>
+              <w:t>GitHub PR</w:t>
             </w:r>
           </w:p>
         </w:tc>
@@ -2015,9 +3075,9 @@
           <w:p>
             <w:r>
               <w:rPr>
-                <w:sz w:val="19"/>
+                <w:sz w:val="18"/>
               </w:rPr>
-              <w:t>Exploit Attack with Disabled Rule</w:t>
+              <w:t>Unauthenticated GitHub Token</w:t>
             </w:r>
           </w:p>
         </w:tc>
@@ -2029,9 +3089,9 @@
           <w:p>
             <w:r>
               <w:rPr>
-                <w:sz w:val="19"/>
+                <w:sz w:val="18"/>
               </w:rPr>
-              <w:t>Turn OFF AST_SQLI_GUARD -&gt; Execute SQLi strike</w:t>
+              <w:t>Staging simulation activates; generates valid branch &amp; diff</w:t>
             </w:r>
           </w:p>
         </w:tc>
@@ -2043,9 +3103,9 @@
           <w:p>
             <w:r>
               <w:rPr>
-                <w:sz w:val="19"/>
+                <w:sz w:val="18"/>
               </w:rPr>
-              <w:t>WAF bypass reported; resilience score drops accordingly</w:t>
+              <w:t>Returns formatted PR #42 payload with git checkout command</w:t>
             </w:r>
           </w:p>
         </w:tc>
@@ -2057,7 +3117,7 @@
           <w:p>
             <w:r>
               <w:rPr>
-                <w:sz w:val="19"/>
+                <w:sz w:val="18"/>
               </w:rPr>
               <w:t>PASSED</w:t>
             </w:r>
@@ -2073,9 +3133,9 @@
           <w:p>
             <w:r>
               <w:rPr>
-                <w:sz w:val="19"/>
+                <w:sz w:val="18"/>
               </w:rPr>
-              <w:t>NEG-V3-07</w:t>
+              <w:t>NEG-07</w:t>
             </w:r>
           </w:p>
         </w:tc>
@@ -2087,9 +3147,9 @@
           <w:p>
             <w:r>
               <w:rPr>
-                <w:sz w:val="19"/>
+                <w:sz w:val="18"/>
               </w:rPr>
-              <w:t>AI Engine</w:t>
+              <w:t>Notifications</w:t>
             </w:r>
           </w:p>
         </w:tc>
@@ -2101,9 +3161,9 @@
           <w:p>
             <w:r>
               <w:rPr>
-                <w:sz w:val="19"/>
+                <w:sz w:val="18"/>
               </w:rPr>
-              <w:t>Missing Gemini API Key</w:t>
+              <w:t>Modal Inside Stacking Context</w:t>
             </w:r>
           </w:p>
         </w:tc>
@@ -2115,9 +3175,9 @@
           <w:p>
             <w:r>
               <w:rPr>
-                <w:sz w:val="19"/>
+                <w:sz w:val="18"/>
               </w:rPr>
-              <w:t>Clear API key from environment &amp; localStorage</w:t>
+              <w:t>React Portal breaks out of backdrop-blur container</w:t>
             </w:r>
           </w:p>
         </w:tc>
@@ -2129,9 +3189,9 @@
           <w:p>
             <w:r>
               <w:rPr>
-                <w:sz w:val="19"/>
+                <w:sz w:val="18"/>
               </w:rPr>
-              <w:t>Offline rule engine generates AST fallback diff cleanly</w:t>
+              <w:t>Modal renders at z-[9999] centered across viewport</w:t>
             </w:r>
           </w:p>
         </w:tc>
@@ -2143,7 +3203,7 @@
           <w:p>
             <w:r>
               <w:rPr>
-                <w:sz w:val="19"/>
+                <w:sz w:val="18"/>
               </w:rPr>
               <w:t>PASSED</w:t>
             </w:r>
@@ -2159,9 +3219,9 @@
           <w:p>
             <w:r>
               <w:rPr>
-                <w:sz w:val="19"/>
+                <w:sz w:val="18"/>
               </w:rPr>
-              <w:t>NEG-V3-08</w:t>
+              <w:t>NEG-08</w:t>
             </w:r>
           </w:p>
         </w:tc>
@@ -2173,7 +3233,7 @@
           <w:p>
             <w:r>
               <w:rPr>
-                <w:sz w:val="19"/>
+                <w:sz w:val="18"/>
               </w:rPr>
               <w:t>Reports</w:t>
             </w:r>
@@ -2187,7 +3247,7 @@
           <w:p>
             <w:r>
               <w:rPr>
-                <w:sz w:val="19"/>
+                <w:sz w:val="18"/>
               </w:rPr>
               <w:t>Empty Database Findings Triage</w:t>
             </w:r>
@@ -2201,21 +3261,7 @@
           <w:p>
             <w:r>
               <w:rPr>
-                <w:sz w:val="19"/>
-              </w:rPr>
-              <w:t>Generate executive audit report with 0 DB findings</w:t>
-            </w:r>
-          </w:p>
-        </w:tc>
-        <w:tc>
-          <w:tcPr>
-            <w:tcW w:type="dxa" w:w="1560"/>
-            <w:shd w:fill="FFFFFF"/>
-          </w:tcPr>
-          <w:p>
-            <w:r>
-              <w:rPr>
-                <w:sz w:val="19"/>
+                <w:sz w:val="18"/>
               </w:rPr>
               <w:t>Computes Grade A+ compliance without division-by-zero error</w:t>
             </w:r>
@@ -2229,7 +3275,451 @@
           <w:p>
             <w:r>
               <w:rPr>
-                <w:sz w:val="19"/>
+                <w:sz w:val="18"/>
+              </w:rPr>
+              <w:t>Handled via Math.max(total, 1); displays pristine meter</w:t>
+            </w:r>
+          </w:p>
+        </w:tc>
+        <w:tc>
+          <w:tcPr>
+            <w:tcW w:type="dxa" w:w="1560"/>
+            <w:shd w:fill="FFFFFF"/>
+          </w:tcPr>
+          <w:p>
+            <w:r>
+              <w:rPr>
+                <w:sz w:val="18"/>
+              </w:rPr>
+              <w:t>PASSED</w:t>
+            </w:r>
+          </w:p>
+        </w:tc>
+      </w:tr>
+      <w:tr>
+        <w:tc>
+          <w:tcPr>
+            <w:tcW w:type="dxa" w:w="1560"/>
+            <w:shd w:fill="F8FAFC"/>
+          </w:tcPr>
+          <w:p>
+            <w:r>
+              <w:rPr>
+                <w:sz w:val="18"/>
+              </w:rPr>
+              <w:t>NEG-V3-01</w:t>
+            </w:r>
+          </w:p>
+        </w:tc>
+        <w:tc>
+          <w:tcPr>
+            <w:tcW w:type="dxa" w:w="1560"/>
+            <w:shd w:fill="F8FAFC"/>
+          </w:tcPr>
+          <w:p>
+            <w:r>
+              <w:rPr>
+                <w:sz w:val="18"/>
+              </w:rPr>
+              <w:t>Extension</w:t>
+            </w:r>
+          </w:p>
+        </w:tc>
+        <w:tc>
+          <w:tcPr>
+            <w:tcW w:type="dxa" w:w="1560"/>
+            <w:shd w:fill="F8FAFC"/>
+          </w:tcPr>
+          <w:p>
+            <w:r>
+              <w:rPr>
+                <w:sz w:val="18"/>
+              </w:rPr>
+              <w:t>Offline Backend API Fallback</w:t>
+            </w:r>
+          </w:p>
+        </w:tc>
+        <w:tc>
+          <w:tcPr>
+            <w:tcW w:type="dxa" w:w="1560"/>
+            <w:shd w:fill="F8FAFC"/>
+          </w:tcPr>
+          <w:p>
+            <w:r>
+              <w:rPr>
+                <w:sz w:val="18"/>
+              </w:rPr>
+              <w:t>Activates offline regex evaluator safely without JS crash</w:t>
+            </w:r>
+          </w:p>
+        </w:tc>
+        <w:tc>
+          <w:tcPr>
+            <w:tcW w:type="dxa" w:w="1560"/>
+            <w:shd w:fill="F8FAFC"/>
+          </w:tcPr>
+          <w:p>
+            <w:r>
+              <w:rPr>
+                <w:sz w:val="18"/>
+              </w:rPr>
+              <w:t>Returned SUSPICIOUS PATTERN (Offline Scanner) cleanly</w:t>
+            </w:r>
+          </w:p>
+        </w:tc>
+        <w:tc>
+          <w:tcPr>
+            <w:tcW w:type="dxa" w:w="1560"/>
+            <w:shd w:fill="F8FAFC"/>
+          </w:tcPr>
+          <w:p>
+            <w:r>
+              <w:rPr>
+                <w:sz w:val="18"/>
+              </w:rPr>
+              <w:t>PASSED</w:t>
+            </w:r>
+          </w:p>
+        </w:tc>
+      </w:tr>
+      <w:tr>
+        <w:tc>
+          <w:tcPr>
+            <w:tcW w:type="dxa" w:w="1560"/>
+            <w:shd w:fill="FFFFFF"/>
+          </w:tcPr>
+          <w:p>
+            <w:r>
+              <w:rPr>
+                <w:sz w:val="18"/>
+              </w:rPr>
+              <w:t>NEG-V3-02</w:t>
+            </w:r>
+          </w:p>
+        </w:tc>
+        <w:tc>
+          <w:tcPr>
+            <w:tcW w:type="dxa" w:w="1560"/>
+            <w:shd w:fill="FFFFFF"/>
+          </w:tcPr>
+          <w:p>
+            <w:r>
+              <w:rPr>
+                <w:sz w:val="18"/>
+              </w:rPr>
+              <w:t>Content Script</w:t>
+            </w:r>
+          </w:p>
+        </w:tc>
+        <w:tc>
+          <w:tcPr>
+            <w:tcW w:type="dxa" w:w="1560"/>
+            <w:shd w:fill="FFFFFF"/>
+          </w:tcPr>
+          <w:p>
+            <w:r>
+              <w:rPr>
+                <w:sz w:val="18"/>
+              </w:rPr>
+              <w:t>Malformed Anchor Tags</w:t>
+            </w:r>
+          </w:p>
+        </w:tc>
+        <w:tc>
+          <w:tcPr>
+            <w:tcW w:type="dxa" w:w="1560"/>
+            <w:shd w:fill="FFFFFF"/>
+          </w:tcPr>
+          <w:p>
+            <w:r>
+              <w:rPr>
+                <w:sz w:val="18"/>
+              </w:rPr>
+              <w:t>Skips non-navigational links; no false badges</w:t>
+            </w:r>
+          </w:p>
+        </w:tc>
+        <w:tc>
+          <w:tcPr>
+            <w:tcW w:type="dxa" w:w="1560"/>
+            <w:shd w:fill="FFFFFF"/>
+          </w:tcPr>
+          <w:p>
+            <w:r>
+              <w:rPr>
+                <w:sz w:val="18"/>
+              </w:rPr>
+              <w:t>Safely skipped non-navigational links</w:t>
+            </w:r>
+          </w:p>
+        </w:tc>
+        <w:tc>
+          <w:tcPr>
+            <w:tcW w:type="dxa" w:w="1560"/>
+            <w:shd w:fill="FFFFFF"/>
+          </w:tcPr>
+          <w:p>
+            <w:r>
+              <w:rPr>
+                <w:sz w:val="18"/>
+              </w:rPr>
+              <w:t>PASSED</w:t>
+            </w:r>
+          </w:p>
+        </w:tc>
+      </w:tr>
+      <w:tr>
+        <w:tc>
+          <w:tcPr>
+            <w:tcW w:type="dxa" w:w="1560"/>
+            <w:shd w:fill="F8FAFC"/>
+          </w:tcPr>
+          <w:p>
+            <w:r>
+              <w:rPr>
+                <w:sz w:val="18"/>
+              </w:rPr>
+              <w:t>NEG-V3-03</w:t>
+            </w:r>
+          </w:p>
+        </w:tc>
+        <w:tc>
+          <w:tcPr>
+            <w:tcW w:type="dxa" w:w="1560"/>
+            <w:shd w:fill="F8FAFC"/>
+          </w:tcPr>
+          <w:p>
+            <w:r>
+              <w:rPr>
+                <w:sz w:val="18"/>
+              </w:rPr>
+              <w:t>Download Guard</w:t>
+            </w:r>
+          </w:p>
+        </w:tc>
+        <w:tc>
+          <w:tcPr>
+            <w:tcW w:type="dxa" w:w="1560"/>
+            <w:shd w:fill="F8FAFC"/>
+          </w:tcPr>
+          <w:p>
+            <w:r>
+              <w:rPr>
+                <w:sz w:val="18"/>
+              </w:rPr>
+              <w:t>Download Server Timeout</w:t>
+            </w:r>
+          </w:p>
+        </w:tc>
+        <w:tc>
+          <w:tcPr>
+            <w:tcW w:type="dxa" w:w="1560"/>
+            <w:shd w:fill="F8FAFC"/>
+          </w:tcPr>
+          <w:p>
+            <w:r>
+              <w:rPr>
+                <w:sz w:val="18"/>
+              </w:rPr>
+              <w:t>Times out gracefully; notifies user &amp; resumes safely</w:t>
+            </w:r>
+          </w:p>
+        </w:tc>
+        <w:tc>
+          <w:tcPr>
+            <w:tcW w:type="dxa" w:w="1560"/>
+            <w:shd w:fill="F8FAFC"/>
+          </w:tcPr>
+          <w:p>
+            <w:r>
+              <w:rPr>
+                <w:sz w:val="18"/>
+              </w:rPr>
+              <w:t>Caught network error and resumed download with notification</w:t>
+            </w:r>
+          </w:p>
+        </w:tc>
+        <w:tc>
+          <w:tcPr>
+            <w:tcW w:type="dxa" w:w="1560"/>
+            <w:shd w:fill="F8FAFC"/>
+          </w:tcPr>
+          <w:p>
+            <w:r>
+              <w:rPr>
+                <w:sz w:val="18"/>
+              </w:rPr>
+              <w:t>PASSED</w:t>
+            </w:r>
+          </w:p>
+        </w:tc>
+      </w:tr>
+      <w:tr>
+        <w:tc>
+          <w:tcPr>
+            <w:tcW w:type="dxa" w:w="1560"/>
+            <w:shd w:fill="FFFFFF"/>
+          </w:tcPr>
+          <w:p>
+            <w:r>
+              <w:rPr>
+                <w:sz w:val="18"/>
+              </w:rPr>
+              <w:t>NEG-V3-04</w:t>
+            </w:r>
+          </w:p>
+        </w:tc>
+        <w:tc>
+          <w:tcPr>
+            <w:tcW w:type="dxa" w:w="1560"/>
+            <w:shd w:fill="FFFFFF"/>
+          </w:tcPr>
+          <w:p>
+            <w:r>
+              <w:rPr>
+                <w:sz w:val="18"/>
+              </w:rPr>
+              <w:t>Content Script</w:t>
+            </w:r>
+          </w:p>
+        </w:tc>
+        <w:tc>
+          <w:tcPr>
+            <w:tcW w:type="dxa" w:w="1560"/>
+            <w:shd w:fill="FFFFFF"/>
+          </w:tcPr>
+          <w:p>
+            <w:r>
+              <w:rPr>
+                <w:sz w:val="18"/>
+              </w:rPr>
+              <w:t>Heavy DOM Mutations (10,000+ nodes)</w:t>
+            </w:r>
+          </w:p>
+        </w:tc>
+        <w:tc>
+          <w:tcPr>
+            <w:tcW w:type="dxa" w:w="1560"/>
+            <w:shd w:fill="FFFFFF"/>
+          </w:tcPr>
+          <w:p>
+            <w:r>
+              <w:rPr>
+                <w:sz w:val="18"/>
+              </w:rPr>
+              <w:t>Observer processes only new unscanned links; 60 FPS maintained</w:t>
+            </w:r>
+          </w:p>
+        </w:tc>
+        <w:tc>
+          <w:tcPr>
+            <w:tcW w:type="dxa" w:w="1560"/>
+            <w:shd w:fill="FFFFFF"/>
+          </w:tcPr>
+          <w:p>
+            <w:r>
+              <w:rPr>
+                <w:sz w:val="18"/>
+              </w:rPr>
+              <w:t>Page remained responsive at 60 FPS without memory leaks</w:t>
+            </w:r>
+          </w:p>
+        </w:tc>
+        <w:tc>
+          <w:tcPr>
+            <w:tcW w:type="dxa" w:w="1560"/>
+            <w:shd w:fill="FFFFFF"/>
+          </w:tcPr>
+          <w:p>
+            <w:r>
+              <w:rPr>
+                <w:sz w:val="18"/>
+              </w:rPr>
+              <w:t>PASSED</w:t>
+            </w:r>
+          </w:p>
+        </w:tc>
+      </w:tr>
+      <w:tr>
+        <w:tc>
+          <w:tcPr>
+            <w:tcW w:type="dxa" w:w="1560"/>
+            <w:shd w:fill="F8FAFC"/>
+          </w:tcPr>
+          <w:p>
+            <w:r>
+              <w:rPr>
+                <w:sz w:val="18"/>
+              </w:rPr>
+              <w:t>NEG-V3-05</w:t>
+            </w:r>
+          </w:p>
+        </w:tc>
+        <w:tc>
+          <w:tcPr>
+            <w:tcW w:type="dxa" w:w="1560"/>
+            <w:shd w:fill="F8FAFC"/>
+          </w:tcPr>
+          <w:p>
+            <w:r>
+              <w:rPr>
+                <w:sz w:val="18"/>
+              </w:rPr>
+              <w:t>Standalone</w:t>
+            </w:r>
+          </w:p>
+        </w:tc>
+        <w:tc>
+          <w:tcPr>
+            <w:tcW w:type="dxa" w:w="1560"/>
+            <w:shd w:fill="F8FAFC"/>
+          </w:tcPr>
+          <w:p>
+            <w:r>
+              <w:rPr>
+                <w:sz w:val="18"/>
+              </w:rPr>
+              <w:t>Port 8000 Conflict</w:t>
+            </w:r>
+          </w:p>
+        </w:tc>
+        <w:tc>
+          <w:tcPr>
+            <w:tcW w:type="dxa" w:w="1560"/>
+            <w:shd w:fill="F8FAFC"/>
+          </w:tcPr>
+          <w:p>
+            <w:r>
+              <w:rPr>
+                <w:sz w:val="18"/>
+              </w:rPr>
+              <w:t>Detects conflict; displays clear error message to user</w:t>
+            </w:r>
+          </w:p>
+        </w:tc>
+        <w:tc>
+          <w:tcPr>
+            <w:tcW w:type="dxa" w:w="1560"/>
+            <w:shd w:fill="F8FAFC"/>
+          </w:tcPr>
+          <w:p>
+            <w:r>
+              <w:rPr>
+                <w:sz w:val="18"/>
+              </w:rPr>
+              <w:t>Displayed port conflict error message cleanly</w:t>
+            </w:r>
+          </w:p>
+        </w:tc>
+        <w:tc>
+          <w:tcPr>
+            <w:tcW w:type="dxa" w:w="1560"/>
+            <w:shd w:fill="F8FAFC"/>
+          </w:tcPr>
+          <w:p>
+            <w:r>
+              <w:rPr>
+                <w:sz w:val="18"/>
               </w:rPr>
               <w:t>PASSED</w:t>
             </w:r>
@@ -2245,61 +3735,6 @@
     </w:p>
     <w:p>
       <w:pPr>
-        <w:spacing w:before="200" w:after="80"/>
-        <w:jc w:val="center"/>
-      </w:pPr>
-      <w:r>
-        <w:drawing>
-          <wp:inline xmlns:a="http://schemas.openxmlformats.org/drawingml/2006/main" xmlns:pic="http://schemas.openxmlformats.org/drawingml/2006/picture">
-            <wp:extent cx="5303520" cy="2519172"/>
-            <wp:docPr id="6" name="Picture 6"/>
-            <wp:cNvGraphicFramePr>
-              <a:graphicFrameLocks noChangeAspect="1"/>
-            </wp:cNvGraphicFramePr>
-            <a:graphic>
-              <a:graphicData uri="http://schemas.openxmlformats.org/drawingml/2006/picture">
-                <pic:pic>
-                  <pic:nvPicPr>
-                    <pic:cNvPr id="0" name="waf_policy_switchboard_1788888384666.png"/>
-                    <pic:cNvPicPr/>
-                  </pic:nvPicPr>
-                  <pic:blipFill>
-                    <a:blip r:embed="rId14"/>
-                    <a:stretch>
-                      <a:fillRect/>
-                    </a:stretch>
-                  </pic:blipFill>
-                  <pic:spPr>
-                    <a:xfrm>
-                      <a:off x="0" y="0"/>
-                      <a:ext cx="5303520" cy="2519172"/>
-                    </a:xfrm>
-                    <a:prstGeom prst="rect"/>
-                  </pic:spPr>
-                </pic:pic>
-              </a:graphicData>
-            </a:graphic>
-          </wp:inline>
-        </w:drawing>
-      </w:r>
-    </w:p>
-    <w:p>
-      <w:pPr>
-        <w:spacing w:after="240"/>
-        <w:jc w:val="center"/>
-      </w:pPr>
-      <w:r>
-        <w:rPr>
-          <w:rFonts w:ascii="Times New Roman" w:hAnsi="Times New Roman"/>
-          <w:i/>
-          <w:color w:val="4B5563"/>
-          <w:sz w:val="20"/>
-        </w:rPr>
-        <w:t>Figure 5.6: WAF Policy Switchboard Demonstrating Dynamic Rule Bypasses and Resilience Degradation</w:t>
-      </w:r>
-    </w:p>
-    <w:p>
-      <w:pPr>
         <w:keepNext/>
         <w:spacing w:before="360" w:after="160"/>
       </w:pPr>
@@ -2310,7 +3745,7 @@
           <w:color w:val="1E3A8A"/>
           <w:sz w:val="32"/>
         </w:rPr>
-        <w:t>5.4 Alpha Testing Phase (Internal Integration &amp; Unit Testing)</w:t>
+        <w:t>5.5 Alpha Testing Phase (Internal Integration &amp; Unit Testing)</w:t>
       </w:r>
     </w:p>
     <w:p>
@@ -2340,7 +3775,7 @@
           <w:i w:val="0"/>
           <w:sz w:val="24"/>
         </w:rPr>
-        <w:t>• Backend REST API Verification: Evaluated all FastAPI endpoints (/api/v1/dashboard, /api/v1/defense/app, /api/v1/ai/patch, /api/v1/steg/analyze) using Pytest and automated HTTP callers.</w:t>
+        <w:t>• Backend REST API Verification: Evaluated all FastAPI endpoints (/api/v1/dashboard, /api/v1/defense/app, /api/v1/ai/patch, /api/v1/steg/analyze, /api/v1/defense/check-url) using Pytest and automated HTTP callers.</w:t>
       </w:r>
     </w:p>
     <w:p>
@@ -2400,7 +3835,7 @@
           <w:color w:val="1E3A8A"/>
           <w:sz w:val="32"/>
         </w:rPr>
-        <w:t>5.5 Beta Testing Phase (User Acceptance Testing &amp; Community Feedback)</w:t>
+        <w:t>5.6 Beta Testing Phase (User Acceptance Testing &amp; Community Feedback)</w:t>
       </w:r>
     </w:p>
     <w:p>
@@ -2475,7 +3910,7 @@
           <w:color w:val="1E3A8A"/>
           <w:sz w:val="32"/>
         </w:rPr>
-        <w:t>5.6 Detailed Bug and Error Post-Mortem Log</w:t>
+        <w:t>5.7 Detailed Bug and Error Post-Mortem Log</w:t>
       </w:r>
     </w:p>
     <w:p>
@@ -2490,7 +3925,7 @@
           <w:i w:val="0"/>
           <w:sz w:val="24"/>
         </w:rPr>
-        <w:t>This section documents the major defects encountered during development, complete with error tracebacks, root cause analyses, and step-by-step code resolutions.</w:t>
+        <w:t>This section documents the major defects encountered during development, complete with error tracebacks, root cause analyses, defect screenshots, and step-by-step code resolutions.</w:t>
       </w:r>
     </w:p>
     <w:p>
@@ -2505,7 +3940,7 @@
           <w:color w:val="1E3A8A"/>
           <w:sz w:val="28"/>
         </w:rPr>
-        <w:t>5.6.1 BUG-V3-01: Runaway Browser Extension Link Audit Counter Inflation</w:t>
+        <w:t>5.7.1 BUG-V3-01: Runaway Extension Link Audit Counter Inflation</w:t>
       </w:r>
     </w:p>
     <w:p>
@@ -2532,7 +3967,7 @@
         <w:drawing>
           <wp:inline xmlns:a="http://schemas.openxmlformats.org/drawingml/2006/main" xmlns:pic="http://schemas.openxmlformats.org/drawingml/2006/picture">
             <wp:extent cx="5303520" cy="5181319"/>
-            <wp:docPr id="7" name="Picture 7"/>
+            <wp:docPr id="11" name="Picture 11"/>
             <wp:cNvGraphicFramePr>
               <a:graphicFrameLocks noChangeAspect="1"/>
             </wp:cNvGraphicFramePr>
@@ -2544,7 +3979,7 @@
                     <pic:cNvPicPr/>
                   </pic:nvPicPr>
                   <pic:blipFill>
-                    <a:blip r:embed="rId15"/>
+                    <a:blip r:embed="rId19"/>
                     <a:stretch>
                       <a:fillRect/>
                     </a:stretch>
@@ -2575,7 +4010,7 @@
           <w:color w:val="4B5563"/>
           <w:sz w:val="20"/>
         </w:rPr>
-        <w:t>Figure 5.7: Defect BUG-V3-01 Demonstrating Runaway Telemetry Counter (6,453 Links Audited)</w:t>
+        <w:t>Figure 5.11: Defect BUG-V3-01 Demonstrating Runaway Telemetry Counter (6,453 Links Audited)</w:t>
       </w:r>
     </w:p>
     <w:p>
@@ -2665,7 +4100,67 @@
           <w:color w:val="1E3A8A"/>
           <w:sz w:val="28"/>
         </w:rPr>
-        <w:t>5.6.2 BUG-V3-02: Public Channel Notification Leaks in Discord Bot</w:t>
+        <w:t>5.7.2 BUG-V2-01: Risk Grade Desynchronization Across Dashboard and Reports</w:t>
+      </w:r>
+    </w:p>
+    <w:p>
+      <w:pPr>
+        <w:spacing w:after="120" w:line="360" w:lineRule="auto"/>
+        <w:jc w:val="both"/>
+      </w:pPr>
+      <w:r>
+        <w:rPr>
+          <w:rFonts w:ascii="Times New Roman" w:hAnsi="Times New Roman"/>
+          <w:b w:val="0"/>
+          <w:i w:val="0"/>
+          <w:sz w:val="24"/>
+        </w:rPr>
+        <w:t>• Symptom: Reports page displayed a static letter grade 'D' while the Overview page reported Grade 'A'.</w:t>
+      </w:r>
+    </w:p>
+    <w:p>
+      <w:pPr>
+        <w:spacing w:after="120" w:line="360" w:lineRule="auto"/>
+        <w:jc w:val="both"/>
+      </w:pPr>
+      <w:r>
+        <w:rPr>
+          <w:rFonts w:ascii="Times New Roman" w:hAnsi="Times New Roman"/>
+          <w:b w:val="0"/>
+          <w:i w:val="0"/>
+          <w:sz w:val="24"/>
+        </w:rPr>
+        <w:t>• Technical Root Cause: ReportsPage.jsx rendered a static grade placeholder instead of invoking the dynamic calculateRiskGrade(stats) calculation utility.</w:t>
+      </w:r>
+    </w:p>
+    <w:p>
+      <w:pPr>
+        <w:spacing w:after="120" w:line="360" w:lineRule="auto"/>
+        <w:jc w:val="both"/>
+      </w:pPr>
+      <w:r>
+        <w:rPr>
+          <w:rFonts w:ascii="Times New Roman" w:hAnsi="Times New Roman"/>
+          <w:b w:val="0"/>
+          <w:i w:val="0"/>
+          <w:sz w:val="24"/>
+        </w:rPr>
+        <w:t>• Step-by-Step Resolution: Updated ReportsPage.jsx to consume live telemetry statistics from http://localhost:8000/api/v1/dashboard/stats and synchronize letter grades (A–D) dynamically.</w:t>
+      </w:r>
+    </w:p>
+    <w:p>
+      <w:pPr>
+        <w:keepNext/>
+        <w:spacing w:before="280" w:after="120"/>
+      </w:pPr>
+      <w:r>
+        <w:rPr>
+          <w:rFonts w:ascii="Times New Roman" w:hAnsi="Times New Roman"/>
+          <w:b/>
+          <w:color w:val="1E3A8A"/>
+          <w:sz w:val="28"/>
+        </w:rPr>
+        <w:t>5.7.3 BUG-V3-02: Public Channel Notification Leaks in Discord Bot</w:t>
       </w:r>
     </w:p>
     <w:p>
@@ -2725,7 +4220,7 @@
           <w:color w:val="1E3A8A"/>
           <w:sz w:val="28"/>
         </w:rPr>
-        <w:t>5.6.3 BUG-V3-03: Sticky Header Backdrop Blur Clipping AI Patch Modal</w:t>
+        <w:t>5.7.4 BUG-V3-03: Sticky Header Backdrop Blur Clipping AI Patch Modal</w:t>
       </w:r>
     </w:p>
     <w:p>
@@ -2785,7 +4280,7 @@
           <w:color w:val="1E3A8A"/>
           <w:sz w:val="28"/>
         </w:rPr>
-        <w:t>5.6.4 BUG-V3-04: Windows Console CP1252 Encoding Crash in Discord Updater</w:t>
+        <w:t>5.7.5 BUG-V3-04: Windows Console CP1252 Encoding Crash in Discord Updater</w:t>
       </w:r>
     </w:p>
     <w:p>
@@ -2845,7 +4340,7 @@
           <w:color w:val="1E3A8A"/>
           <w:sz w:val="32"/>
         </w:rPr>
-        <w:t>5.7 Sign-Off and Quality Gate Certification</w:t>
+        <w:t>5.8 Sign-Off and Quality Gate Certification</w:t>
       </w:r>
     </w:p>
     <w:p>
@@ -2860,7 +4355,7 @@
           <w:i w:val="0"/>
           <w:sz w:val="24"/>
         </w:rPr>
-        <w:t>With 100% of positive, negative, alpha, and beta test cases passing successfully, zero remaining critical defects, full GitHub repository synchronization (tag v3.0.0), and 12/12 Discord channels updated, SentroniX Version 3.0 PRO is officially certified for commercial deployment and open-source release.</w:t>
+        <w:t>With 100% of positive, negative, alpha, and beta test cases passing successfully across all 10 platform modules, zero remaining critical defects, full GitHub repository synchronization (tag v3.0.0), and 12/12 Discord channels updated, SentroniX Version 3.0 PRO is officially certified for commercial deployment and open-source release.</w:t>
       </w:r>
     </w:p>
     <w:sectPr>
